--- a/Knowledge/3-Work knowledge/1-Software Engineering/2-Testing/5-My Source/1-ISTQB Foundation Level/1-Testing terms/18-True Positive, True Negative, False Positive and False Negative.docx
+++ b/Knowledge/3-Work knowledge/1-Software Engineering/2-Testing/5-My Source/1-ISTQB Foundation Level/1-Testing terms/18-True Positive, True Negative, False Positive and False Negative.docx
@@ -38,51 +38,77 @@
       </w:pPr>
       <w:r>
         <w:rPr>
-          <w:b/>
-          <w:shd w:val="clear" w:color="auto" w:fill="B7B7B7"/>
-        </w:rPr>
-        <w:t># Source</w:t>
-      </w:r>
-      <w:r>
-        <w:rPr>
-          <w:shd w:val="clear" w:color="auto" w:fill="B7B7B7"/>
-        </w:rPr>
-        <w:t xml:space="preserve">: </w:t>
-      </w:r>
-      <w:r>
-        <w:rPr>
-          <w:b/>
-          <w:shd w:val="clear" w:color="auto" w:fill="B7B7B7"/>
-        </w:rPr>
-        <w:t xml:space="preserve">Chatgpt </w:t>
-      </w:r>
-      <w:r>
-        <w:rPr>
-          <w:b/>
-          <w:sz w:val="14"/>
-          <w:szCs w:val="14"/>
-          <w:shd w:val="clear" w:color="auto" w:fill="B7B7B7"/>
-        </w:rPr>
-        <w:t>(GPT</w:t>
-      </w:r>
-      <w:r>
-        <w:rPr>
-          <w:rFonts w:ascii="Cambria Math" w:hAnsi="Cambria Math" w:cs="Cambria Math"/>
-          <w:b/>
-          <w:sz w:val="14"/>
-          <w:szCs w:val="14"/>
-          <w:shd w:val="clear" w:color="auto" w:fill="B7B7B7"/>
+          <w:rFonts w:ascii="Arial" w:eastAsia="Arial" w:hAnsi="Arial" w:cs="Arial"/>
+          <w:b/>
+          <w:color w:val="000000"/>
+          <w:sz w:val="18"/>
+          <w:highlight w:val="lightGray"/>
+        </w:rPr>
+        <w:t># Source: AI Source: Provided by: [Data Path</w:t>
+      </w:r>
+      <w:r>
+        <w:rPr>
+          <w:rFonts w:ascii="Arial" w:eastAsia="Arial" w:hAnsi="Arial" w:cs="Arial"/>
+          <w:color w:val="000000"/>
+          <w:sz w:val="18"/>
+          <w:highlight w:val="lightGray"/>
+        </w:rPr>
+        <w:t xml:space="preserve">: Persons Table -&gt; ID Column: 1, Name_En Column: Motasem Essam] -&gt; </w:t>
+      </w:r>
+      <w:r>
+        <w:rPr>
+          <w:rFonts w:ascii="Arial" w:eastAsia="Arial" w:hAnsi="Arial" w:cs="Arial"/>
+          <w:b/>
+          <w:color w:val="000000"/>
+          <w:sz w:val="18"/>
+          <w:highlight w:val="lightGray"/>
+        </w:rPr>
+        <w:t>From:</w:t>
+      </w:r>
+      <w:r>
+        <w:rPr>
+          <w:rFonts w:ascii="Arial" w:eastAsia="Arial" w:hAnsi="Arial" w:cs="Arial"/>
+          <w:color w:val="000000"/>
+          <w:sz w:val="18"/>
+          <w:highlight w:val="lightGray"/>
+        </w:rPr>
+        <w:t xml:space="preserve"> [Chatgpt (GPT</w:t>
+      </w:r>
+      <w:r>
+        <w:rPr>
+          <w:rFonts w:ascii="Arial" w:eastAsia="Arial" w:hAnsi="Arial" w:cs="Cambria Math"/>
+          <w:color w:val="000000"/>
+          <w:sz w:val="18"/>
+          <w:highlight w:val="lightGray"/>
         </w:rPr>
         <w:t>‑</w:t>
       </w:r>
       <w:r>
         <w:rPr>
-          <w:b/>
-          <w:sz w:val="14"/>
-          <w:szCs w:val="14"/>
-          <w:shd w:val="clear" w:color="auto" w:fill="B7B7B7"/>
-        </w:rPr>
-        <w:t>5 Mini) at [8/23/2025]</w:t>
+          <w:rFonts w:ascii="Arial" w:eastAsia="Arial" w:hAnsi="Arial" w:cs="Arial"/>
+          <w:color w:val="000000"/>
+          <w:sz w:val="18"/>
+          <w:highlight w:val="lightGray"/>
+        </w:rPr>
+        <w:t xml:space="preserve">5 Mini)] </w:t>
+      </w:r>
+      <w:r>
+        <w:rPr>
+          <w:rFonts w:ascii="Arial" w:eastAsia="Arial" w:hAnsi="Arial" w:cs="Arial"/>
+          <w:b/>
+          <w:color w:val="000000"/>
+          <w:sz w:val="18"/>
+          <w:highlight w:val="lightGray"/>
+        </w:rPr>
+        <w:t>on</w:t>
+      </w:r>
+      <w:r>
+        <w:rPr>
+          <w:rFonts w:ascii="Arial" w:eastAsia="Arial" w:hAnsi="Arial"/>
+          <w:sz w:val="18"/>
+          <w:highlight w:val="lightGray"/>
+        </w:rPr>
+        <w:t xml:space="preserve"> [8/23/2025]</w:t>
       </w:r>
     </w:p>
     <w:p>
@@ -127,7 +153,7 @@
     </w:p>
     <w:p>
       <w:r>
-        <w:pict w14:anchorId="519BCF83">
+        <w:pict w14:anchorId="2A05A5F2">
           <v:rect id="_x0000_i1025" style="width:0;height:1.5pt" o:hralign="center" o:hrstd="t" o:hr="t" fillcolor="#a0a0a0" stroked="f"/>
         </w:pict>
       </w:r>
@@ -164,51 +190,77 @@
       </w:pPr>
       <w:r>
         <w:rPr>
-          <w:b/>
-          <w:shd w:val="clear" w:color="auto" w:fill="B7B7B7"/>
-        </w:rPr>
-        <w:t># Source</w:t>
-      </w:r>
-      <w:r>
-        <w:rPr>
-          <w:shd w:val="clear" w:color="auto" w:fill="B7B7B7"/>
-        </w:rPr>
-        <w:t xml:space="preserve">: </w:t>
-      </w:r>
-      <w:r>
-        <w:rPr>
-          <w:b/>
-          <w:shd w:val="clear" w:color="auto" w:fill="B7B7B7"/>
-        </w:rPr>
-        <w:t xml:space="preserve">Chatgpt </w:t>
-      </w:r>
-      <w:r>
-        <w:rPr>
-          <w:b/>
-          <w:sz w:val="14"/>
-          <w:szCs w:val="14"/>
-          <w:shd w:val="clear" w:color="auto" w:fill="B7B7B7"/>
-        </w:rPr>
-        <w:t>(GPT</w:t>
-      </w:r>
-      <w:r>
-        <w:rPr>
-          <w:rFonts w:ascii="Cambria Math" w:hAnsi="Cambria Math" w:cs="Cambria Math"/>
-          <w:b/>
-          <w:sz w:val="14"/>
-          <w:szCs w:val="14"/>
-          <w:shd w:val="clear" w:color="auto" w:fill="B7B7B7"/>
+          <w:rFonts w:ascii="Arial" w:eastAsia="Arial" w:hAnsi="Arial" w:cs="Arial"/>
+          <w:b/>
+          <w:color w:val="000000"/>
+          <w:sz w:val="18"/>
+          <w:highlight w:val="lightGray"/>
+        </w:rPr>
+        <w:t># Source: AI Source: Provided by: [Data Path</w:t>
+      </w:r>
+      <w:r>
+        <w:rPr>
+          <w:rFonts w:ascii="Arial" w:eastAsia="Arial" w:hAnsi="Arial" w:cs="Arial"/>
+          <w:color w:val="000000"/>
+          <w:sz w:val="18"/>
+          <w:highlight w:val="lightGray"/>
+        </w:rPr>
+        <w:t xml:space="preserve">: Persons Table -&gt; ID Column: 1, Name_En Column: Motasem Essam] -&gt; </w:t>
+      </w:r>
+      <w:r>
+        <w:rPr>
+          <w:rFonts w:ascii="Arial" w:eastAsia="Arial" w:hAnsi="Arial" w:cs="Arial"/>
+          <w:b/>
+          <w:color w:val="000000"/>
+          <w:sz w:val="18"/>
+          <w:highlight w:val="lightGray"/>
+        </w:rPr>
+        <w:t>From:</w:t>
+      </w:r>
+      <w:r>
+        <w:rPr>
+          <w:rFonts w:ascii="Arial" w:eastAsia="Arial" w:hAnsi="Arial" w:cs="Arial"/>
+          <w:color w:val="000000"/>
+          <w:sz w:val="18"/>
+          <w:highlight w:val="lightGray"/>
+        </w:rPr>
+        <w:t xml:space="preserve"> [Chatgpt (GPT</w:t>
+      </w:r>
+      <w:r>
+        <w:rPr>
+          <w:rFonts w:ascii="Arial" w:eastAsia="Arial" w:hAnsi="Arial" w:cs="Cambria Math"/>
+          <w:color w:val="000000"/>
+          <w:sz w:val="18"/>
+          <w:highlight w:val="lightGray"/>
         </w:rPr>
         <w:t>‑</w:t>
       </w:r>
       <w:r>
         <w:rPr>
-          <w:b/>
-          <w:sz w:val="14"/>
-          <w:szCs w:val="14"/>
-          <w:shd w:val="clear" w:color="auto" w:fill="B7B7B7"/>
-        </w:rPr>
-        <w:t>5 Mini) at [8/23/2025]</w:t>
+          <w:rFonts w:ascii="Arial" w:eastAsia="Arial" w:hAnsi="Arial" w:cs="Arial"/>
+          <w:color w:val="000000"/>
+          <w:sz w:val="18"/>
+          <w:highlight w:val="lightGray"/>
+        </w:rPr>
+        <w:t xml:space="preserve">5 Mini)] </w:t>
+      </w:r>
+      <w:r>
+        <w:rPr>
+          <w:rFonts w:ascii="Arial" w:eastAsia="Arial" w:hAnsi="Arial" w:cs="Arial"/>
+          <w:b/>
+          <w:color w:val="000000"/>
+          <w:sz w:val="18"/>
+          <w:highlight w:val="lightGray"/>
+        </w:rPr>
+        <w:t>on</w:t>
+      </w:r>
+      <w:r>
+        <w:rPr>
+          <w:rFonts w:ascii="Arial" w:eastAsia="Arial" w:hAnsi="Arial"/>
+          <w:sz w:val="18"/>
+          <w:highlight w:val="lightGray"/>
+        </w:rPr>
+        <w:t xml:space="preserve"> [8/23/2025]</w:t>
       </w:r>
     </w:p>
     <w:p>
@@ -217,7 +269,7 @@
           <w:ilvl w:val="0"/>
           <w:numId w:val="4"/>
         </w:numPr>
-        <w:spacing w:before="240"/>
+        <w:spacing w:before="240" w:after="0" w:line="276" w:lineRule="auto"/>
       </w:pPr>
       <w:r>
         <w:rPr>
@@ -251,6 +303,7 @@
           <w:ilvl w:val="0"/>
           <w:numId w:val="4"/>
         </w:numPr>
+        <w:spacing w:after="0" w:line="276" w:lineRule="auto"/>
       </w:pPr>
       <w:r>
         <w:rPr>
@@ -284,7 +337,7 @@
           <w:ilvl w:val="0"/>
           <w:numId w:val="4"/>
         </w:numPr>
-        <w:spacing w:after="240"/>
+        <w:spacing w:after="240" w:line="276" w:lineRule="auto"/>
       </w:pPr>
       <w:r>
         <w:rPr>
@@ -314,7 +367,7 @@
     </w:p>
     <w:p>
       <w:r>
-        <w:pict w14:anchorId="6174BC5D">
+        <w:pict w14:anchorId="35BC0FCE">
           <v:rect id="_x0000_i1026" style="width:0;height:1.5pt" o:hralign="center" o:hrstd="t" o:hr="t" fillcolor="#a0a0a0" stroked="f"/>
         </w:pict>
       </w:r>
@@ -351,51 +404,77 @@
       </w:pPr>
       <w:r>
         <w:rPr>
-          <w:b/>
-          <w:shd w:val="clear" w:color="auto" w:fill="B7B7B7"/>
-        </w:rPr>
-        <w:t># Source</w:t>
-      </w:r>
-      <w:r>
-        <w:rPr>
-          <w:shd w:val="clear" w:color="auto" w:fill="B7B7B7"/>
-        </w:rPr>
-        <w:t xml:space="preserve">: </w:t>
-      </w:r>
-      <w:r>
-        <w:rPr>
-          <w:b/>
-          <w:shd w:val="clear" w:color="auto" w:fill="B7B7B7"/>
-        </w:rPr>
-        <w:t xml:space="preserve">Chatgpt </w:t>
-      </w:r>
-      <w:r>
-        <w:rPr>
-          <w:b/>
-          <w:sz w:val="14"/>
-          <w:szCs w:val="14"/>
-          <w:shd w:val="clear" w:color="auto" w:fill="B7B7B7"/>
-        </w:rPr>
-        <w:t>(GPT</w:t>
-      </w:r>
-      <w:r>
-        <w:rPr>
-          <w:rFonts w:ascii="Cambria Math" w:hAnsi="Cambria Math" w:cs="Cambria Math"/>
-          <w:b/>
-          <w:sz w:val="14"/>
-          <w:szCs w:val="14"/>
-          <w:shd w:val="clear" w:color="auto" w:fill="B7B7B7"/>
+          <w:rFonts w:ascii="Arial" w:eastAsia="Arial" w:hAnsi="Arial" w:cs="Arial"/>
+          <w:b/>
+          <w:color w:val="000000"/>
+          <w:sz w:val="18"/>
+          <w:highlight w:val="lightGray"/>
+        </w:rPr>
+        <w:t># Source: AI Source: Provided by: [Data Path</w:t>
+      </w:r>
+      <w:r>
+        <w:rPr>
+          <w:rFonts w:ascii="Arial" w:eastAsia="Arial" w:hAnsi="Arial" w:cs="Arial"/>
+          <w:color w:val="000000"/>
+          <w:sz w:val="18"/>
+          <w:highlight w:val="lightGray"/>
+        </w:rPr>
+        <w:t xml:space="preserve">: Persons Table -&gt; ID Column: 1, Name_En Column: Motasem Essam] -&gt; </w:t>
+      </w:r>
+      <w:r>
+        <w:rPr>
+          <w:rFonts w:ascii="Arial" w:eastAsia="Arial" w:hAnsi="Arial" w:cs="Arial"/>
+          <w:b/>
+          <w:color w:val="000000"/>
+          <w:sz w:val="18"/>
+          <w:highlight w:val="lightGray"/>
+        </w:rPr>
+        <w:t>From:</w:t>
+      </w:r>
+      <w:r>
+        <w:rPr>
+          <w:rFonts w:ascii="Arial" w:eastAsia="Arial" w:hAnsi="Arial" w:cs="Arial"/>
+          <w:color w:val="000000"/>
+          <w:sz w:val="18"/>
+          <w:highlight w:val="lightGray"/>
+        </w:rPr>
+        <w:t xml:space="preserve"> [Chatgpt (GPT</w:t>
+      </w:r>
+      <w:r>
+        <w:rPr>
+          <w:rFonts w:ascii="Arial" w:eastAsia="Arial" w:hAnsi="Arial" w:cs="Cambria Math"/>
+          <w:color w:val="000000"/>
+          <w:sz w:val="18"/>
+          <w:highlight w:val="lightGray"/>
         </w:rPr>
         <w:t>‑</w:t>
       </w:r>
       <w:r>
         <w:rPr>
-          <w:b/>
-          <w:sz w:val="14"/>
-          <w:szCs w:val="14"/>
-          <w:shd w:val="clear" w:color="auto" w:fill="B7B7B7"/>
-        </w:rPr>
-        <w:t>5 Mini) at [8/23/2025]</w:t>
+          <w:rFonts w:ascii="Arial" w:eastAsia="Arial" w:hAnsi="Arial" w:cs="Arial"/>
+          <w:color w:val="000000"/>
+          <w:sz w:val="18"/>
+          <w:highlight w:val="lightGray"/>
+        </w:rPr>
+        <w:t xml:space="preserve">5 Mini)] </w:t>
+      </w:r>
+      <w:r>
+        <w:rPr>
+          <w:rFonts w:ascii="Arial" w:eastAsia="Arial" w:hAnsi="Arial" w:cs="Arial"/>
+          <w:b/>
+          <w:color w:val="000000"/>
+          <w:sz w:val="18"/>
+          <w:highlight w:val="lightGray"/>
+        </w:rPr>
+        <w:t>on</w:t>
+      </w:r>
+      <w:r>
+        <w:rPr>
+          <w:rFonts w:ascii="Arial" w:eastAsia="Arial" w:hAnsi="Arial"/>
+          <w:sz w:val="18"/>
+          <w:highlight w:val="lightGray"/>
+        </w:rPr>
+        <w:t xml:space="preserve"> [8/23/2025]</w:t>
       </w:r>
     </w:p>
     <w:p>
@@ -404,7 +483,7 @@
           <w:ilvl w:val="0"/>
           <w:numId w:val="7"/>
         </w:numPr>
-        <w:spacing w:before="240"/>
+        <w:spacing w:before="240" w:after="0" w:line="276" w:lineRule="auto"/>
         <w:rPr>
           <w:rFonts w:ascii="Roboto Mono" w:eastAsia="Roboto Mono" w:hAnsi="Roboto Mono" w:cs="Roboto Mono"/>
         </w:rPr>
@@ -428,6 +507,7 @@
           <w:ilvl w:val="0"/>
           <w:numId w:val="7"/>
         </w:numPr>
+        <w:spacing w:after="0" w:line="276" w:lineRule="auto"/>
         <w:rPr>
           <w:rFonts w:ascii="Roboto Mono" w:eastAsia="Roboto Mono" w:hAnsi="Roboto Mono" w:cs="Roboto Mono"/>
         </w:rPr>
@@ -451,7 +531,7 @@
           <w:ilvl w:val="0"/>
           <w:numId w:val="7"/>
         </w:numPr>
-        <w:spacing w:after="240"/>
+        <w:spacing w:after="240" w:line="276" w:lineRule="auto"/>
         <w:rPr>
           <w:rFonts w:ascii="Roboto Mono" w:eastAsia="Roboto Mono" w:hAnsi="Roboto Mono" w:cs="Roboto Mono"/>
         </w:rPr>
@@ -471,7 +551,7 @@
     </w:p>
     <w:p>
       <w:r>
-        <w:pict w14:anchorId="566B2B94">
+        <w:pict w14:anchorId="0AB711FA">
           <v:rect id="_x0000_i1027" style="width:0;height:1.5pt" o:hralign="center" o:hrstd="t" o:hr="t" fillcolor="#a0a0a0" stroked="f"/>
         </w:pict>
       </w:r>
@@ -499,7 +579,6 @@
           <w:sz w:val="26"/>
           <w:szCs w:val="26"/>
         </w:rPr>
-        <w:lastRenderedPageBreak/>
         <w:t>✅ Why It’s Important</w:t>
       </w:r>
     </w:p>
@@ -509,51 +588,77 @@
       </w:pPr>
       <w:r>
         <w:rPr>
-          <w:b/>
-          <w:shd w:val="clear" w:color="auto" w:fill="B7B7B7"/>
-        </w:rPr>
-        <w:t># Source</w:t>
-      </w:r>
-      <w:r>
-        <w:rPr>
-          <w:shd w:val="clear" w:color="auto" w:fill="B7B7B7"/>
-        </w:rPr>
-        <w:t xml:space="preserve">: </w:t>
-      </w:r>
-      <w:r>
-        <w:rPr>
-          <w:b/>
-          <w:shd w:val="clear" w:color="auto" w:fill="B7B7B7"/>
-        </w:rPr>
-        <w:t xml:space="preserve">Chatgpt </w:t>
-      </w:r>
-      <w:r>
-        <w:rPr>
-          <w:b/>
-          <w:sz w:val="14"/>
-          <w:szCs w:val="14"/>
-          <w:shd w:val="clear" w:color="auto" w:fill="B7B7B7"/>
-        </w:rPr>
-        <w:t>(GPT</w:t>
-      </w:r>
-      <w:r>
-        <w:rPr>
-          <w:rFonts w:ascii="Cambria Math" w:hAnsi="Cambria Math" w:cs="Cambria Math"/>
-          <w:b/>
-          <w:sz w:val="14"/>
-          <w:szCs w:val="14"/>
-          <w:shd w:val="clear" w:color="auto" w:fill="B7B7B7"/>
+          <w:rFonts w:ascii="Arial" w:eastAsia="Arial" w:hAnsi="Arial" w:cs="Arial"/>
+          <w:b/>
+          <w:color w:val="000000"/>
+          <w:sz w:val="18"/>
+          <w:highlight w:val="lightGray"/>
+        </w:rPr>
+        <w:t># Source: AI Source: Provided by: [Data Path</w:t>
+      </w:r>
+      <w:r>
+        <w:rPr>
+          <w:rFonts w:ascii="Arial" w:eastAsia="Arial" w:hAnsi="Arial" w:cs="Arial"/>
+          <w:color w:val="000000"/>
+          <w:sz w:val="18"/>
+          <w:highlight w:val="lightGray"/>
+        </w:rPr>
+        <w:t xml:space="preserve">: Persons Table -&gt; ID Column: 1, Name_En Column: Motasem Essam] -&gt; </w:t>
+      </w:r>
+      <w:r>
+        <w:rPr>
+          <w:rFonts w:ascii="Arial" w:eastAsia="Arial" w:hAnsi="Arial" w:cs="Arial"/>
+          <w:b/>
+          <w:color w:val="000000"/>
+          <w:sz w:val="18"/>
+          <w:highlight w:val="lightGray"/>
+        </w:rPr>
+        <w:t>From:</w:t>
+      </w:r>
+      <w:r>
+        <w:rPr>
+          <w:rFonts w:ascii="Arial" w:eastAsia="Arial" w:hAnsi="Arial" w:cs="Arial"/>
+          <w:color w:val="000000"/>
+          <w:sz w:val="18"/>
+          <w:highlight w:val="lightGray"/>
+        </w:rPr>
+        <w:t xml:space="preserve"> [Chatgpt (GPT</w:t>
+      </w:r>
+      <w:r>
+        <w:rPr>
+          <w:rFonts w:ascii="Arial" w:eastAsia="Arial" w:hAnsi="Arial" w:cs="Cambria Math"/>
+          <w:color w:val="000000"/>
+          <w:sz w:val="18"/>
+          <w:highlight w:val="lightGray"/>
         </w:rPr>
         <w:t>‑</w:t>
       </w:r>
       <w:r>
         <w:rPr>
-          <w:b/>
-          <w:sz w:val="14"/>
-          <w:szCs w:val="14"/>
-          <w:shd w:val="clear" w:color="auto" w:fill="B7B7B7"/>
-        </w:rPr>
-        <w:t>5 Mini) at [8/23/2025]</w:t>
+          <w:rFonts w:ascii="Arial" w:eastAsia="Arial" w:hAnsi="Arial" w:cs="Arial"/>
+          <w:color w:val="000000"/>
+          <w:sz w:val="18"/>
+          <w:highlight w:val="lightGray"/>
+        </w:rPr>
+        <w:t xml:space="preserve">5 Mini)] </w:t>
+      </w:r>
+      <w:r>
+        <w:rPr>
+          <w:rFonts w:ascii="Arial" w:eastAsia="Arial" w:hAnsi="Arial" w:cs="Arial"/>
+          <w:b/>
+          <w:color w:val="000000"/>
+          <w:sz w:val="18"/>
+          <w:highlight w:val="lightGray"/>
+        </w:rPr>
+        <w:t>on</w:t>
+      </w:r>
+      <w:r>
+        <w:rPr>
+          <w:rFonts w:ascii="Arial" w:eastAsia="Arial" w:hAnsi="Arial"/>
+          <w:sz w:val="18"/>
+          <w:highlight w:val="lightGray"/>
+        </w:rPr>
+        <w:t xml:space="preserve"> [8/23/2025]</w:t>
       </w:r>
     </w:p>
     <w:p>
@@ -562,7 +667,7 @@
           <w:ilvl w:val="0"/>
           <w:numId w:val="9"/>
         </w:numPr>
-        <w:spacing w:before="240"/>
+        <w:spacing w:before="240" w:after="0" w:line="276" w:lineRule="auto"/>
       </w:pPr>
       <w:r>
         <w:rPr>
@@ -596,7 +701,7 @@
           <w:ilvl w:val="0"/>
           <w:numId w:val="9"/>
         </w:numPr>
-        <w:spacing w:after="240"/>
+        <w:spacing w:after="240" w:line="276" w:lineRule="auto"/>
       </w:pPr>
       <w:r>
         <w:rPr>
@@ -626,7 +731,7 @@
     </w:p>
     <w:p>
       <w:r>
-        <w:pict w14:anchorId="6873A6E7">
+        <w:pict w14:anchorId="2C3969E1">
           <v:rect id="_x0000_i1028" style="width:0;height:1.5pt" o:hralign="center" o:hrstd="t" o:hr="t" fillcolor="#a0a0a0" stroked="f"/>
         </w:pict>
       </w:r>
@@ -657,51 +762,77 @@
       </w:pPr>
       <w:r>
         <w:rPr>
-          <w:b/>
-          <w:shd w:val="clear" w:color="auto" w:fill="B7B7B7"/>
-        </w:rPr>
-        <w:t># Source</w:t>
-      </w:r>
-      <w:r>
-        <w:rPr>
-          <w:shd w:val="clear" w:color="auto" w:fill="B7B7B7"/>
-        </w:rPr>
-        <w:t xml:space="preserve">: </w:t>
-      </w:r>
-      <w:r>
-        <w:rPr>
-          <w:b/>
-          <w:shd w:val="clear" w:color="auto" w:fill="B7B7B7"/>
-        </w:rPr>
-        <w:t xml:space="preserve">Chatgpt </w:t>
-      </w:r>
-      <w:r>
-        <w:rPr>
-          <w:b/>
-          <w:sz w:val="14"/>
-          <w:szCs w:val="14"/>
-          <w:shd w:val="clear" w:color="auto" w:fill="B7B7B7"/>
-        </w:rPr>
-        <w:t>(GPT</w:t>
-      </w:r>
-      <w:r>
-        <w:rPr>
-          <w:rFonts w:ascii="Cambria Math" w:hAnsi="Cambria Math" w:cs="Cambria Math"/>
-          <w:b/>
-          <w:sz w:val="14"/>
-          <w:szCs w:val="14"/>
-          <w:shd w:val="clear" w:color="auto" w:fill="B7B7B7"/>
+          <w:rFonts w:ascii="Arial" w:eastAsia="Arial" w:hAnsi="Arial" w:cs="Arial"/>
+          <w:b/>
+          <w:color w:val="000000"/>
+          <w:sz w:val="18"/>
+          <w:highlight w:val="lightGray"/>
+        </w:rPr>
+        <w:t># Source: AI Source: Provided by: [Data Path</w:t>
+      </w:r>
+      <w:r>
+        <w:rPr>
+          <w:rFonts w:ascii="Arial" w:eastAsia="Arial" w:hAnsi="Arial" w:cs="Arial"/>
+          <w:color w:val="000000"/>
+          <w:sz w:val="18"/>
+          <w:highlight w:val="lightGray"/>
+        </w:rPr>
+        <w:t xml:space="preserve">: Persons Table -&gt; ID Column: 1, Name_En Column: Motasem Essam] -&gt; </w:t>
+      </w:r>
+      <w:r>
+        <w:rPr>
+          <w:rFonts w:ascii="Arial" w:eastAsia="Arial" w:hAnsi="Arial" w:cs="Arial"/>
+          <w:b/>
+          <w:color w:val="000000"/>
+          <w:sz w:val="18"/>
+          <w:highlight w:val="lightGray"/>
+        </w:rPr>
+        <w:t>From:</w:t>
+      </w:r>
+      <w:r>
+        <w:rPr>
+          <w:rFonts w:ascii="Arial" w:eastAsia="Arial" w:hAnsi="Arial" w:cs="Arial"/>
+          <w:color w:val="000000"/>
+          <w:sz w:val="18"/>
+          <w:highlight w:val="lightGray"/>
+        </w:rPr>
+        <w:t xml:space="preserve"> [Chatgpt (GPT</w:t>
+      </w:r>
+      <w:r>
+        <w:rPr>
+          <w:rFonts w:ascii="Arial" w:eastAsia="Arial" w:hAnsi="Arial" w:cs="Cambria Math"/>
+          <w:color w:val="000000"/>
+          <w:sz w:val="18"/>
+          <w:highlight w:val="lightGray"/>
         </w:rPr>
         <w:t>‑</w:t>
       </w:r>
       <w:r>
         <w:rPr>
-          <w:b/>
-          <w:sz w:val="14"/>
-          <w:szCs w:val="14"/>
-          <w:shd w:val="clear" w:color="auto" w:fill="B7B7B7"/>
-        </w:rPr>
-        <w:t>5 Mini) at [8/23/2025]</w:t>
+          <w:rFonts w:ascii="Arial" w:eastAsia="Arial" w:hAnsi="Arial" w:cs="Arial"/>
+          <w:color w:val="000000"/>
+          <w:sz w:val="18"/>
+          <w:highlight w:val="lightGray"/>
+        </w:rPr>
+        <w:t xml:space="preserve">5 Mini)] </w:t>
+      </w:r>
+      <w:r>
+        <w:rPr>
+          <w:rFonts w:ascii="Arial" w:eastAsia="Arial" w:hAnsi="Arial" w:cs="Arial"/>
+          <w:b/>
+          <w:color w:val="000000"/>
+          <w:sz w:val="18"/>
+          <w:highlight w:val="lightGray"/>
+        </w:rPr>
+        <w:t>on</w:t>
+      </w:r>
+      <w:r>
+        <w:rPr>
+          <w:rFonts w:ascii="Arial" w:eastAsia="Arial" w:hAnsi="Arial"/>
+          <w:sz w:val="18"/>
+          <w:highlight w:val="lightGray"/>
+        </w:rPr>
+        <w:t xml:space="preserve"> [8/23/2025]</w:t>
       </w:r>
     </w:p>
     <w:p>
@@ -746,7 +877,7 @@
     </w:p>
     <w:p>
       <w:r>
-        <w:pict w14:anchorId="37D6D977">
+        <w:pict w14:anchorId="319FB036">
           <v:rect id="_x0000_i1029" style="width:0;height:1.5pt" o:hralign="center" o:hrstd="t" o:hr="t" fillcolor="#a0a0a0" stroked="f"/>
         </w:pict>
       </w:r>
@@ -783,51 +914,77 @@
       </w:pPr>
       <w:r>
         <w:rPr>
-          <w:b/>
-          <w:shd w:val="clear" w:color="auto" w:fill="B7B7B7"/>
-        </w:rPr>
-        <w:t># Source</w:t>
-      </w:r>
-      <w:r>
-        <w:rPr>
-          <w:shd w:val="clear" w:color="auto" w:fill="B7B7B7"/>
-        </w:rPr>
-        <w:t xml:space="preserve">: </w:t>
-      </w:r>
-      <w:r>
-        <w:rPr>
-          <w:b/>
-          <w:shd w:val="clear" w:color="auto" w:fill="B7B7B7"/>
-        </w:rPr>
-        <w:t xml:space="preserve">Chatgpt </w:t>
-      </w:r>
-      <w:r>
-        <w:rPr>
-          <w:b/>
-          <w:sz w:val="14"/>
-          <w:szCs w:val="14"/>
-          <w:shd w:val="clear" w:color="auto" w:fill="B7B7B7"/>
-        </w:rPr>
-        <w:t>(GPT</w:t>
-      </w:r>
-      <w:r>
-        <w:rPr>
-          <w:rFonts w:ascii="Cambria Math" w:hAnsi="Cambria Math" w:cs="Cambria Math"/>
-          <w:b/>
-          <w:sz w:val="14"/>
-          <w:szCs w:val="14"/>
-          <w:shd w:val="clear" w:color="auto" w:fill="B7B7B7"/>
+          <w:rFonts w:ascii="Arial" w:eastAsia="Arial" w:hAnsi="Arial" w:cs="Arial"/>
+          <w:b/>
+          <w:color w:val="000000"/>
+          <w:sz w:val="18"/>
+          <w:highlight w:val="lightGray"/>
+        </w:rPr>
+        <w:t># Source: AI Source: Provided by: [Data Path</w:t>
+      </w:r>
+      <w:r>
+        <w:rPr>
+          <w:rFonts w:ascii="Arial" w:eastAsia="Arial" w:hAnsi="Arial" w:cs="Arial"/>
+          <w:color w:val="000000"/>
+          <w:sz w:val="18"/>
+          <w:highlight w:val="lightGray"/>
+        </w:rPr>
+        <w:t xml:space="preserve">: Persons Table -&gt; ID Column: 1, Name_En Column: Motasem Essam] -&gt; </w:t>
+      </w:r>
+      <w:r>
+        <w:rPr>
+          <w:rFonts w:ascii="Arial" w:eastAsia="Arial" w:hAnsi="Arial" w:cs="Arial"/>
+          <w:b/>
+          <w:color w:val="000000"/>
+          <w:sz w:val="18"/>
+          <w:highlight w:val="lightGray"/>
+        </w:rPr>
+        <w:t>From:</w:t>
+      </w:r>
+      <w:r>
+        <w:rPr>
+          <w:rFonts w:ascii="Arial" w:eastAsia="Arial" w:hAnsi="Arial" w:cs="Arial"/>
+          <w:color w:val="000000"/>
+          <w:sz w:val="18"/>
+          <w:highlight w:val="lightGray"/>
+        </w:rPr>
+        <w:t xml:space="preserve"> [Chatgpt (GPT</w:t>
+      </w:r>
+      <w:r>
+        <w:rPr>
+          <w:rFonts w:ascii="Arial" w:eastAsia="Arial" w:hAnsi="Arial" w:cs="Cambria Math"/>
+          <w:color w:val="000000"/>
+          <w:sz w:val="18"/>
+          <w:highlight w:val="lightGray"/>
         </w:rPr>
         <w:t>‑</w:t>
       </w:r>
       <w:r>
         <w:rPr>
-          <w:b/>
-          <w:sz w:val="14"/>
-          <w:szCs w:val="14"/>
-          <w:shd w:val="clear" w:color="auto" w:fill="B7B7B7"/>
-        </w:rPr>
-        <w:t>5 Mini) at [8/23/2025]</w:t>
+          <w:rFonts w:ascii="Arial" w:eastAsia="Arial" w:hAnsi="Arial" w:cs="Arial"/>
+          <w:color w:val="000000"/>
+          <w:sz w:val="18"/>
+          <w:highlight w:val="lightGray"/>
+        </w:rPr>
+        <w:t xml:space="preserve">5 Mini)] </w:t>
+      </w:r>
+      <w:r>
+        <w:rPr>
+          <w:rFonts w:ascii="Arial" w:eastAsia="Arial" w:hAnsi="Arial" w:cs="Arial"/>
+          <w:b/>
+          <w:color w:val="000000"/>
+          <w:sz w:val="18"/>
+          <w:highlight w:val="lightGray"/>
+        </w:rPr>
+        <w:t>on</w:t>
+      </w:r>
+      <w:r>
+        <w:rPr>
+          <w:rFonts w:ascii="Arial" w:eastAsia="Arial" w:hAnsi="Arial"/>
+          <w:sz w:val="18"/>
+          <w:highlight w:val="lightGray"/>
+        </w:rPr>
+        <w:t xml:space="preserve"> [8/23/2025]</w:t>
       </w:r>
     </w:p>
     <w:p>
@@ -836,7 +993,7 @@
           <w:ilvl w:val="0"/>
           <w:numId w:val="2"/>
         </w:numPr>
-        <w:spacing w:before="240"/>
+        <w:spacing w:before="240" w:after="0" w:line="276" w:lineRule="auto"/>
       </w:pPr>
       <w:r>
         <w:rPr>
@@ -870,6 +1027,7 @@
           <w:ilvl w:val="0"/>
           <w:numId w:val="2"/>
         </w:numPr>
+        <w:spacing w:after="0" w:line="276" w:lineRule="auto"/>
       </w:pPr>
       <w:r>
         <w:rPr>
@@ -903,7 +1061,7 @@
           <w:ilvl w:val="0"/>
           <w:numId w:val="2"/>
         </w:numPr>
-        <w:spacing w:after="240"/>
+        <w:spacing w:after="240" w:line="276" w:lineRule="auto"/>
       </w:pPr>
       <w:r>
         <w:rPr>
@@ -933,7 +1091,7 @@
     </w:p>
     <w:p>
       <w:r>
-        <w:pict w14:anchorId="48617323">
+        <w:pict w14:anchorId="5637C86E">
           <v:rect id="_x0000_i1030" style="width:0;height:1.5pt" o:hralign="center" o:hrstd="t" o:hr="t" fillcolor="#a0a0a0" stroked="f"/>
         </w:pict>
       </w:r>
@@ -970,51 +1128,77 @@
       </w:pPr>
       <w:r>
         <w:rPr>
-          <w:b/>
-          <w:shd w:val="clear" w:color="auto" w:fill="B7B7B7"/>
-        </w:rPr>
-        <w:t># Source</w:t>
-      </w:r>
-      <w:r>
-        <w:rPr>
-          <w:shd w:val="clear" w:color="auto" w:fill="B7B7B7"/>
-        </w:rPr>
-        <w:t xml:space="preserve">: </w:t>
-      </w:r>
-      <w:r>
-        <w:rPr>
-          <w:b/>
-          <w:shd w:val="clear" w:color="auto" w:fill="B7B7B7"/>
-        </w:rPr>
-        <w:t xml:space="preserve">Chatgpt </w:t>
-      </w:r>
-      <w:r>
-        <w:rPr>
-          <w:b/>
-          <w:sz w:val="14"/>
-          <w:szCs w:val="14"/>
-          <w:shd w:val="clear" w:color="auto" w:fill="B7B7B7"/>
-        </w:rPr>
-        <w:t>(GPT</w:t>
-      </w:r>
-      <w:r>
-        <w:rPr>
-          <w:rFonts w:ascii="Cambria Math" w:hAnsi="Cambria Math" w:cs="Cambria Math"/>
-          <w:b/>
-          <w:sz w:val="14"/>
-          <w:szCs w:val="14"/>
-          <w:shd w:val="clear" w:color="auto" w:fill="B7B7B7"/>
+          <w:rFonts w:ascii="Arial" w:eastAsia="Arial" w:hAnsi="Arial" w:cs="Arial"/>
+          <w:b/>
+          <w:color w:val="000000"/>
+          <w:sz w:val="18"/>
+          <w:highlight w:val="lightGray"/>
+        </w:rPr>
+        <w:t># Source: AI Source: Provided by: [Data Path</w:t>
+      </w:r>
+      <w:r>
+        <w:rPr>
+          <w:rFonts w:ascii="Arial" w:eastAsia="Arial" w:hAnsi="Arial" w:cs="Arial"/>
+          <w:color w:val="000000"/>
+          <w:sz w:val="18"/>
+          <w:highlight w:val="lightGray"/>
+        </w:rPr>
+        <w:t xml:space="preserve">: Persons Table -&gt; ID Column: 1, Name_En Column: Motasem Essam] -&gt; </w:t>
+      </w:r>
+      <w:r>
+        <w:rPr>
+          <w:rFonts w:ascii="Arial" w:eastAsia="Arial" w:hAnsi="Arial" w:cs="Arial"/>
+          <w:b/>
+          <w:color w:val="000000"/>
+          <w:sz w:val="18"/>
+          <w:highlight w:val="lightGray"/>
+        </w:rPr>
+        <w:t>From:</w:t>
+      </w:r>
+      <w:r>
+        <w:rPr>
+          <w:rFonts w:ascii="Arial" w:eastAsia="Arial" w:hAnsi="Arial" w:cs="Arial"/>
+          <w:color w:val="000000"/>
+          <w:sz w:val="18"/>
+          <w:highlight w:val="lightGray"/>
+        </w:rPr>
+        <w:t xml:space="preserve"> [Chatgpt (GPT</w:t>
+      </w:r>
+      <w:r>
+        <w:rPr>
+          <w:rFonts w:ascii="Arial" w:eastAsia="Arial" w:hAnsi="Arial" w:cs="Cambria Math"/>
+          <w:color w:val="000000"/>
+          <w:sz w:val="18"/>
+          <w:highlight w:val="lightGray"/>
         </w:rPr>
         <w:t>‑</w:t>
       </w:r>
       <w:r>
         <w:rPr>
-          <w:b/>
-          <w:sz w:val="14"/>
-          <w:szCs w:val="14"/>
-          <w:shd w:val="clear" w:color="auto" w:fill="B7B7B7"/>
-        </w:rPr>
-        <w:t>5 Mini) at [8/23/2025]</w:t>
+          <w:rFonts w:ascii="Arial" w:eastAsia="Arial" w:hAnsi="Arial" w:cs="Arial"/>
+          <w:color w:val="000000"/>
+          <w:sz w:val="18"/>
+          <w:highlight w:val="lightGray"/>
+        </w:rPr>
+        <w:t xml:space="preserve">5 Mini)] </w:t>
+      </w:r>
+      <w:r>
+        <w:rPr>
+          <w:rFonts w:ascii="Arial" w:eastAsia="Arial" w:hAnsi="Arial" w:cs="Arial"/>
+          <w:b/>
+          <w:color w:val="000000"/>
+          <w:sz w:val="18"/>
+          <w:highlight w:val="lightGray"/>
+        </w:rPr>
+        <w:t>on</w:t>
+      </w:r>
+      <w:r>
+        <w:rPr>
+          <w:rFonts w:ascii="Arial" w:eastAsia="Arial" w:hAnsi="Arial"/>
+          <w:sz w:val="18"/>
+          <w:highlight w:val="lightGray"/>
+        </w:rPr>
+        <w:t xml:space="preserve"> [8/23/2025]</w:t>
       </w:r>
     </w:p>
     <w:p>
@@ -1023,16 +1207,15 @@
           <w:ilvl w:val="0"/>
           <w:numId w:val="12"/>
         </w:numPr>
-        <w:spacing w:before="240"/>
-        <w:rPr>
-          <w:rFonts w:ascii="Roboto Mono" w:eastAsia="Roboto Mono" w:hAnsi="Roboto Mono" w:cs="Roboto Mono"/>
-        </w:rPr>
-      </w:pPr>
-      <w:r>
-        <w:rPr>
-          <w:rFonts w:ascii="Roboto Mono" w:eastAsia="Roboto Mono" w:hAnsi="Roboto Mono" w:cs="Roboto Mono"/>
-        </w:rPr>
-        <w:lastRenderedPageBreak/>
+        <w:spacing w:before="240" w:after="0" w:line="276" w:lineRule="auto"/>
+        <w:rPr>
+          <w:rFonts w:ascii="Roboto Mono" w:eastAsia="Roboto Mono" w:hAnsi="Roboto Mono" w:cs="Roboto Mono"/>
+        </w:rPr>
+      </w:pPr>
+      <w:r>
+        <w:rPr>
+          <w:rFonts w:ascii="Roboto Mono" w:eastAsia="Roboto Mono" w:hAnsi="Roboto Mono" w:cs="Roboto Mono"/>
+        </w:rPr>
         <w:t>A login test with valid credentials passes successfully (no defect present).</w:t>
       </w:r>
       <w:r>
@@ -1048,6 +1231,7 @@
           <w:ilvl w:val="0"/>
           <w:numId w:val="12"/>
         </w:numPr>
+        <w:spacing w:after="0" w:line="276" w:lineRule="auto"/>
         <w:rPr>
           <w:rFonts w:ascii="Roboto Mono" w:eastAsia="Roboto Mono" w:hAnsi="Roboto Mono" w:cs="Roboto Mono"/>
         </w:rPr>
@@ -1071,7 +1255,7 @@
           <w:ilvl w:val="0"/>
           <w:numId w:val="12"/>
         </w:numPr>
-        <w:spacing w:after="240"/>
+        <w:spacing w:after="240" w:line="276" w:lineRule="auto"/>
       </w:pPr>
       <w:r>
         <w:rPr>
@@ -1101,7 +1285,7 @@
     </w:p>
     <w:p>
       <w:r>
-        <w:pict w14:anchorId="5D8AD570">
+        <w:pict w14:anchorId="3511025F">
           <v:rect id="_x0000_i1031" style="width:0;height:1.5pt" o:hralign="center" o:hrstd="t" o:hr="t" fillcolor="#a0a0a0" stroked="f"/>
         </w:pict>
       </w:r>
@@ -1138,51 +1322,77 @@
       </w:pPr>
       <w:r>
         <w:rPr>
-          <w:b/>
-          <w:shd w:val="clear" w:color="auto" w:fill="B7B7B7"/>
-        </w:rPr>
-        <w:t># Source</w:t>
-      </w:r>
-      <w:r>
-        <w:rPr>
-          <w:shd w:val="clear" w:color="auto" w:fill="B7B7B7"/>
-        </w:rPr>
-        <w:t xml:space="preserve">: </w:t>
-      </w:r>
-      <w:r>
-        <w:rPr>
-          <w:b/>
-          <w:shd w:val="clear" w:color="auto" w:fill="B7B7B7"/>
-        </w:rPr>
-        <w:t xml:space="preserve">Chatgpt </w:t>
-      </w:r>
-      <w:r>
-        <w:rPr>
-          <w:b/>
-          <w:sz w:val="14"/>
-          <w:szCs w:val="14"/>
-          <w:shd w:val="clear" w:color="auto" w:fill="B7B7B7"/>
-        </w:rPr>
-        <w:t>(GPT</w:t>
-      </w:r>
-      <w:r>
-        <w:rPr>
-          <w:rFonts w:ascii="Cambria Math" w:hAnsi="Cambria Math" w:cs="Cambria Math"/>
-          <w:b/>
-          <w:sz w:val="14"/>
-          <w:szCs w:val="14"/>
-          <w:shd w:val="clear" w:color="auto" w:fill="B7B7B7"/>
+          <w:rFonts w:ascii="Arial" w:eastAsia="Arial" w:hAnsi="Arial" w:cs="Arial"/>
+          <w:b/>
+          <w:color w:val="000000"/>
+          <w:sz w:val="18"/>
+          <w:highlight w:val="lightGray"/>
+        </w:rPr>
+        <w:t># Source: AI Source: Provided by: [Data Path</w:t>
+      </w:r>
+      <w:r>
+        <w:rPr>
+          <w:rFonts w:ascii="Arial" w:eastAsia="Arial" w:hAnsi="Arial" w:cs="Arial"/>
+          <w:color w:val="000000"/>
+          <w:sz w:val="18"/>
+          <w:highlight w:val="lightGray"/>
+        </w:rPr>
+        <w:t xml:space="preserve">: Persons Table -&gt; ID Column: 1, Name_En Column: Motasem Essam] -&gt; </w:t>
+      </w:r>
+      <w:r>
+        <w:rPr>
+          <w:rFonts w:ascii="Arial" w:eastAsia="Arial" w:hAnsi="Arial" w:cs="Arial"/>
+          <w:b/>
+          <w:color w:val="000000"/>
+          <w:sz w:val="18"/>
+          <w:highlight w:val="lightGray"/>
+        </w:rPr>
+        <w:t>From:</w:t>
+      </w:r>
+      <w:r>
+        <w:rPr>
+          <w:rFonts w:ascii="Arial" w:eastAsia="Arial" w:hAnsi="Arial" w:cs="Arial"/>
+          <w:color w:val="000000"/>
+          <w:sz w:val="18"/>
+          <w:highlight w:val="lightGray"/>
+        </w:rPr>
+        <w:t xml:space="preserve"> [Chatgpt (GPT</w:t>
+      </w:r>
+      <w:r>
+        <w:rPr>
+          <w:rFonts w:ascii="Arial" w:eastAsia="Arial" w:hAnsi="Arial" w:cs="Cambria Math"/>
+          <w:color w:val="000000"/>
+          <w:sz w:val="18"/>
+          <w:highlight w:val="lightGray"/>
         </w:rPr>
         <w:t>‑</w:t>
       </w:r>
       <w:r>
         <w:rPr>
-          <w:b/>
-          <w:sz w:val="14"/>
-          <w:szCs w:val="14"/>
-          <w:shd w:val="clear" w:color="auto" w:fill="B7B7B7"/>
-        </w:rPr>
-        <w:t>5 Mini) at [8/23/2025]</w:t>
+          <w:rFonts w:ascii="Arial" w:eastAsia="Arial" w:hAnsi="Arial" w:cs="Arial"/>
+          <w:color w:val="000000"/>
+          <w:sz w:val="18"/>
+          <w:highlight w:val="lightGray"/>
+        </w:rPr>
+        <w:t xml:space="preserve">5 Mini)] </w:t>
+      </w:r>
+      <w:r>
+        <w:rPr>
+          <w:rFonts w:ascii="Arial" w:eastAsia="Arial" w:hAnsi="Arial" w:cs="Arial"/>
+          <w:b/>
+          <w:color w:val="000000"/>
+          <w:sz w:val="18"/>
+          <w:highlight w:val="lightGray"/>
+        </w:rPr>
+        <w:t>on</w:t>
+      </w:r>
+      <w:r>
+        <w:rPr>
+          <w:rFonts w:ascii="Arial" w:eastAsia="Arial" w:hAnsi="Arial"/>
+          <w:sz w:val="18"/>
+          <w:highlight w:val="lightGray"/>
+        </w:rPr>
+        <w:t xml:space="preserve"> [8/23/2025]</w:t>
       </w:r>
     </w:p>
     <w:p>
@@ -1191,7 +1401,7 @@
           <w:ilvl w:val="0"/>
           <w:numId w:val="5"/>
         </w:numPr>
-        <w:spacing w:before="240"/>
+        <w:spacing w:before="240" w:after="0" w:line="276" w:lineRule="auto"/>
       </w:pPr>
       <w:r>
         <w:rPr>
@@ -1225,7 +1435,7 @@
           <w:ilvl w:val="0"/>
           <w:numId w:val="5"/>
         </w:numPr>
-        <w:spacing w:after="240"/>
+        <w:spacing w:after="240" w:line="276" w:lineRule="auto"/>
       </w:pPr>
       <w:r>
         <w:rPr>
@@ -1255,7 +1465,7 @@
     </w:p>
     <w:p>
       <w:r>
-        <w:pict w14:anchorId="322B0DB8">
+        <w:pict w14:anchorId="6894CB41">
           <v:rect id="_x0000_i1032" style="width:0;height:1.5pt" o:hralign="center" o:hrstd="t" o:hr="t" fillcolor="#a0a0a0" stroked="f"/>
         </w:pict>
       </w:r>
@@ -1287,51 +1497,77 @@
       </w:pPr>
       <w:r>
         <w:rPr>
-          <w:b/>
-          <w:shd w:val="clear" w:color="auto" w:fill="B7B7B7"/>
-        </w:rPr>
-        <w:t># Source</w:t>
-      </w:r>
-      <w:r>
-        <w:rPr>
-          <w:shd w:val="clear" w:color="auto" w:fill="B7B7B7"/>
-        </w:rPr>
-        <w:t xml:space="preserve">: </w:t>
-      </w:r>
-      <w:r>
-        <w:rPr>
-          <w:b/>
-          <w:shd w:val="clear" w:color="auto" w:fill="B7B7B7"/>
-        </w:rPr>
-        <w:t xml:space="preserve">Chatgpt </w:t>
-      </w:r>
-      <w:r>
-        <w:rPr>
-          <w:b/>
-          <w:sz w:val="14"/>
-          <w:szCs w:val="14"/>
-          <w:shd w:val="clear" w:color="auto" w:fill="B7B7B7"/>
-        </w:rPr>
-        <w:t>(GPT</w:t>
-      </w:r>
-      <w:r>
-        <w:rPr>
-          <w:rFonts w:ascii="Cambria Math" w:hAnsi="Cambria Math" w:cs="Cambria Math"/>
-          <w:b/>
-          <w:sz w:val="14"/>
-          <w:szCs w:val="14"/>
-          <w:shd w:val="clear" w:color="auto" w:fill="B7B7B7"/>
+          <w:rFonts w:ascii="Arial" w:eastAsia="Arial" w:hAnsi="Arial" w:cs="Arial"/>
+          <w:b/>
+          <w:color w:val="000000"/>
+          <w:sz w:val="18"/>
+          <w:highlight w:val="lightGray"/>
+        </w:rPr>
+        <w:t># Source: AI Source: Provided by: [Data Path</w:t>
+      </w:r>
+      <w:r>
+        <w:rPr>
+          <w:rFonts w:ascii="Arial" w:eastAsia="Arial" w:hAnsi="Arial" w:cs="Arial"/>
+          <w:color w:val="000000"/>
+          <w:sz w:val="18"/>
+          <w:highlight w:val="lightGray"/>
+        </w:rPr>
+        <w:t xml:space="preserve">: Persons Table -&gt; ID Column: 1, Name_En Column: Motasem Essam] -&gt; </w:t>
+      </w:r>
+      <w:r>
+        <w:rPr>
+          <w:rFonts w:ascii="Arial" w:eastAsia="Arial" w:hAnsi="Arial" w:cs="Arial"/>
+          <w:b/>
+          <w:color w:val="000000"/>
+          <w:sz w:val="18"/>
+          <w:highlight w:val="lightGray"/>
+        </w:rPr>
+        <w:t>From:</w:t>
+      </w:r>
+      <w:r>
+        <w:rPr>
+          <w:rFonts w:ascii="Arial" w:eastAsia="Arial" w:hAnsi="Arial" w:cs="Arial"/>
+          <w:color w:val="000000"/>
+          <w:sz w:val="18"/>
+          <w:highlight w:val="lightGray"/>
+        </w:rPr>
+        <w:t xml:space="preserve"> [Chatgpt (GPT</w:t>
+      </w:r>
+      <w:r>
+        <w:rPr>
+          <w:rFonts w:ascii="Arial" w:eastAsia="Arial" w:hAnsi="Arial" w:cs="Cambria Math"/>
+          <w:color w:val="000000"/>
+          <w:sz w:val="18"/>
+          <w:highlight w:val="lightGray"/>
         </w:rPr>
         <w:t>‑</w:t>
       </w:r>
       <w:r>
         <w:rPr>
-          <w:b/>
-          <w:sz w:val="14"/>
-          <w:szCs w:val="14"/>
-          <w:shd w:val="clear" w:color="auto" w:fill="B7B7B7"/>
-        </w:rPr>
-        <w:t>5 Mini) at [8/23/2025]</w:t>
+          <w:rFonts w:ascii="Arial" w:eastAsia="Arial" w:hAnsi="Arial" w:cs="Arial"/>
+          <w:color w:val="000000"/>
+          <w:sz w:val="18"/>
+          <w:highlight w:val="lightGray"/>
+        </w:rPr>
+        <w:t xml:space="preserve">5 Mini)] </w:t>
+      </w:r>
+      <w:r>
+        <w:rPr>
+          <w:rFonts w:ascii="Arial" w:eastAsia="Arial" w:hAnsi="Arial" w:cs="Arial"/>
+          <w:b/>
+          <w:color w:val="000000"/>
+          <w:sz w:val="18"/>
+          <w:highlight w:val="lightGray"/>
+        </w:rPr>
+        <w:t>on</w:t>
+      </w:r>
+      <w:r>
+        <w:rPr>
+          <w:rFonts w:ascii="Arial" w:eastAsia="Arial" w:hAnsi="Arial"/>
+          <w:sz w:val="18"/>
+          <w:highlight w:val="lightGray"/>
+        </w:rPr>
+        <w:t xml:space="preserve"> [8/23/2025]</w:t>
       </w:r>
     </w:p>
     <w:p>
@@ -1376,7 +1612,7 @@
     </w:p>
     <w:p>
       <w:r>
-        <w:pict w14:anchorId="38BA1221">
+        <w:pict w14:anchorId="2F46672A">
           <v:rect id="_x0000_i1033" style="width:0;height:1.5pt" o:hralign="center" o:hrstd="t" o:hr="t" fillcolor="#a0a0a0" stroked="f"/>
         </w:pict>
       </w:r>
@@ -1403,51 +1639,77 @@
       </w:pPr>
       <w:r>
         <w:rPr>
-          <w:b/>
-          <w:shd w:val="clear" w:color="auto" w:fill="B7B7B7"/>
-        </w:rPr>
-        <w:t># Source</w:t>
-      </w:r>
-      <w:r>
-        <w:rPr>
-          <w:shd w:val="clear" w:color="auto" w:fill="B7B7B7"/>
-        </w:rPr>
-        <w:t xml:space="preserve">: </w:t>
-      </w:r>
-      <w:r>
-        <w:rPr>
-          <w:b/>
-          <w:shd w:val="clear" w:color="auto" w:fill="B7B7B7"/>
-        </w:rPr>
-        <w:t xml:space="preserve">Chatgpt </w:t>
-      </w:r>
-      <w:r>
-        <w:rPr>
-          <w:b/>
-          <w:sz w:val="14"/>
-          <w:szCs w:val="14"/>
-          <w:shd w:val="clear" w:color="auto" w:fill="B7B7B7"/>
-        </w:rPr>
-        <w:t>(GPT</w:t>
-      </w:r>
-      <w:r>
-        <w:rPr>
-          <w:rFonts w:ascii="Cambria Math" w:hAnsi="Cambria Math" w:cs="Cambria Math"/>
-          <w:b/>
-          <w:sz w:val="14"/>
-          <w:szCs w:val="14"/>
-          <w:shd w:val="clear" w:color="auto" w:fill="B7B7B7"/>
+          <w:rFonts w:ascii="Arial" w:eastAsia="Arial" w:hAnsi="Arial" w:cs="Arial"/>
+          <w:b/>
+          <w:color w:val="000000"/>
+          <w:sz w:val="18"/>
+          <w:highlight w:val="lightGray"/>
+        </w:rPr>
+        <w:t># Source: AI Source: Provided by: [Data Path</w:t>
+      </w:r>
+      <w:r>
+        <w:rPr>
+          <w:rFonts w:ascii="Arial" w:eastAsia="Arial" w:hAnsi="Arial" w:cs="Arial"/>
+          <w:color w:val="000000"/>
+          <w:sz w:val="18"/>
+          <w:highlight w:val="lightGray"/>
+        </w:rPr>
+        <w:t xml:space="preserve">: Persons Table -&gt; ID Column: 1, Name_En Column: Motasem Essam] -&gt; </w:t>
+      </w:r>
+      <w:r>
+        <w:rPr>
+          <w:rFonts w:ascii="Arial" w:eastAsia="Arial" w:hAnsi="Arial" w:cs="Arial"/>
+          <w:b/>
+          <w:color w:val="000000"/>
+          <w:sz w:val="18"/>
+          <w:highlight w:val="lightGray"/>
+        </w:rPr>
+        <w:t>From:</w:t>
+      </w:r>
+      <w:r>
+        <w:rPr>
+          <w:rFonts w:ascii="Arial" w:eastAsia="Arial" w:hAnsi="Arial" w:cs="Arial"/>
+          <w:color w:val="000000"/>
+          <w:sz w:val="18"/>
+          <w:highlight w:val="lightGray"/>
+        </w:rPr>
+        <w:t xml:space="preserve"> [Chatgpt (GPT</w:t>
+      </w:r>
+      <w:r>
+        <w:rPr>
+          <w:rFonts w:ascii="Arial" w:eastAsia="Arial" w:hAnsi="Arial" w:cs="Cambria Math"/>
+          <w:color w:val="000000"/>
+          <w:sz w:val="18"/>
+          <w:highlight w:val="lightGray"/>
         </w:rPr>
         <w:t>‑</w:t>
       </w:r>
       <w:r>
         <w:rPr>
-          <w:b/>
-          <w:sz w:val="14"/>
-          <w:szCs w:val="14"/>
-          <w:shd w:val="clear" w:color="auto" w:fill="B7B7B7"/>
-        </w:rPr>
-        <w:t>5 Mini) at [8/23/2025]</w:t>
+          <w:rFonts w:ascii="Arial" w:eastAsia="Arial" w:hAnsi="Arial" w:cs="Arial"/>
+          <w:color w:val="000000"/>
+          <w:sz w:val="18"/>
+          <w:highlight w:val="lightGray"/>
+        </w:rPr>
+        <w:t xml:space="preserve">5 Mini)] </w:t>
+      </w:r>
+      <w:r>
+        <w:rPr>
+          <w:rFonts w:ascii="Arial" w:eastAsia="Arial" w:hAnsi="Arial" w:cs="Arial"/>
+          <w:b/>
+          <w:color w:val="000000"/>
+          <w:sz w:val="18"/>
+          <w:highlight w:val="lightGray"/>
+        </w:rPr>
+        <w:t>on</w:t>
+      </w:r>
+      <w:r>
+        <w:rPr>
+          <w:rFonts w:ascii="Arial" w:eastAsia="Arial" w:hAnsi="Arial"/>
+          <w:sz w:val="18"/>
+          <w:highlight w:val="lightGray"/>
+        </w:rPr>
+        <w:t xml:space="preserve"> [8/23/2025]</w:t>
       </w:r>
     </w:p>
     <w:p>
@@ -1456,7 +1718,7 @@
           <w:ilvl w:val="0"/>
           <w:numId w:val="14"/>
         </w:numPr>
-        <w:spacing w:before="240"/>
+        <w:spacing w:before="240" w:after="0" w:line="276" w:lineRule="auto"/>
       </w:pPr>
       <w:r>
         <w:rPr>
@@ -1490,12 +1752,12 @@
           <w:ilvl w:val="0"/>
           <w:numId w:val="14"/>
         </w:numPr>
-      </w:pPr>
-      <w:r>
-        <w:rPr>
-          <w:rFonts w:ascii="Roboto Mono" w:eastAsia="Roboto Mono" w:hAnsi="Roboto Mono" w:cs="Roboto Mono"/>
-        </w:rPr>
-        <w:lastRenderedPageBreak/>
+        <w:spacing w:after="0" w:line="276" w:lineRule="auto"/>
+      </w:pPr>
+      <w:r>
+        <w:rPr>
+          <w:rFonts w:ascii="Roboto Mono" w:eastAsia="Roboto Mono" w:hAnsi="Roboto Mono" w:cs="Roboto Mono"/>
+        </w:rPr>
         <w:t xml:space="preserve">Happens when the </w:t>
       </w:r>
       <w:r>
@@ -1524,7 +1786,7 @@
           <w:ilvl w:val="0"/>
           <w:numId w:val="14"/>
         </w:numPr>
-        <w:spacing w:after="240"/>
+        <w:spacing w:after="240" w:line="276" w:lineRule="auto"/>
       </w:pPr>
       <w:r>
         <w:rPr>
@@ -1554,7 +1816,7 @@
     </w:p>
     <w:p>
       <w:r>
-        <w:pict w14:anchorId="55563E00">
+        <w:pict w14:anchorId="3AF074F9">
           <v:rect id="_x0000_i1034" style="width:0;height:1.5pt" o:hralign="center" o:hrstd="t" o:hr="t" fillcolor="#a0a0a0" stroked="f"/>
         </w:pict>
       </w:r>
@@ -1591,51 +1853,77 @@
       </w:pPr>
       <w:r>
         <w:rPr>
-          <w:b/>
-          <w:shd w:val="clear" w:color="auto" w:fill="B7B7B7"/>
-        </w:rPr>
-        <w:t># Source</w:t>
-      </w:r>
-      <w:r>
-        <w:rPr>
-          <w:shd w:val="clear" w:color="auto" w:fill="B7B7B7"/>
-        </w:rPr>
-        <w:t xml:space="preserve">: </w:t>
-      </w:r>
-      <w:r>
-        <w:rPr>
-          <w:b/>
-          <w:shd w:val="clear" w:color="auto" w:fill="B7B7B7"/>
-        </w:rPr>
-        <w:t xml:space="preserve">Chatgpt </w:t>
-      </w:r>
-      <w:r>
-        <w:rPr>
-          <w:b/>
-          <w:sz w:val="14"/>
-          <w:szCs w:val="14"/>
-          <w:shd w:val="clear" w:color="auto" w:fill="B7B7B7"/>
-        </w:rPr>
-        <w:t>(GPT</w:t>
-      </w:r>
-      <w:r>
-        <w:rPr>
-          <w:rFonts w:ascii="Cambria Math" w:hAnsi="Cambria Math" w:cs="Cambria Math"/>
-          <w:b/>
-          <w:sz w:val="14"/>
-          <w:szCs w:val="14"/>
-          <w:shd w:val="clear" w:color="auto" w:fill="B7B7B7"/>
+          <w:rFonts w:ascii="Arial" w:eastAsia="Arial" w:hAnsi="Arial" w:cs="Arial"/>
+          <w:b/>
+          <w:color w:val="000000"/>
+          <w:sz w:val="18"/>
+          <w:highlight w:val="lightGray"/>
+        </w:rPr>
+        <w:t># Source: AI Source: Provided by: [Data Path</w:t>
+      </w:r>
+      <w:r>
+        <w:rPr>
+          <w:rFonts w:ascii="Arial" w:eastAsia="Arial" w:hAnsi="Arial" w:cs="Arial"/>
+          <w:color w:val="000000"/>
+          <w:sz w:val="18"/>
+          <w:highlight w:val="lightGray"/>
+        </w:rPr>
+        <w:t xml:space="preserve">: Persons Table -&gt; ID Column: 1, Name_En Column: Motasem Essam] -&gt; </w:t>
+      </w:r>
+      <w:r>
+        <w:rPr>
+          <w:rFonts w:ascii="Arial" w:eastAsia="Arial" w:hAnsi="Arial" w:cs="Arial"/>
+          <w:b/>
+          <w:color w:val="000000"/>
+          <w:sz w:val="18"/>
+          <w:highlight w:val="lightGray"/>
+        </w:rPr>
+        <w:t>From:</w:t>
+      </w:r>
+      <w:r>
+        <w:rPr>
+          <w:rFonts w:ascii="Arial" w:eastAsia="Arial" w:hAnsi="Arial" w:cs="Arial"/>
+          <w:color w:val="000000"/>
+          <w:sz w:val="18"/>
+          <w:highlight w:val="lightGray"/>
+        </w:rPr>
+        <w:t xml:space="preserve"> [Chatgpt (GPT</w:t>
+      </w:r>
+      <w:r>
+        <w:rPr>
+          <w:rFonts w:ascii="Arial" w:eastAsia="Arial" w:hAnsi="Arial" w:cs="Cambria Math"/>
+          <w:color w:val="000000"/>
+          <w:sz w:val="18"/>
+          <w:highlight w:val="lightGray"/>
         </w:rPr>
         <w:t>‑</w:t>
       </w:r>
       <w:r>
         <w:rPr>
-          <w:b/>
-          <w:sz w:val="14"/>
-          <w:szCs w:val="14"/>
-          <w:shd w:val="clear" w:color="auto" w:fill="B7B7B7"/>
-        </w:rPr>
-        <w:t>5 Mini) at [8/23/2025]</w:t>
+          <w:rFonts w:ascii="Arial" w:eastAsia="Arial" w:hAnsi="Arial" w:cs="Arial"/>
+          <w:color w:val="000000"/>
+          <w:sz w:val="18"/>
+          <w:highlight w:val="lightGray"/>
+        </w:rPr>
+        <w:t xml:space="preserve">5 Mini)] </w:t>
+      </w:r>
+      <w:r>
+        <w:rPr>
+          <w:rFonts w:ascii="Arial" w:eastAsia="Arial" w:hAnsi="Arial" w:cs="Arial"/>
+          <w:b/>
+          <w:color w:val="000000"/>
+          <w:sz w:val="18"/>
+          <w:highlight w:val="lightGray"/>
+        </w:rPr>
+        <w:t>on</w:t>
+      </w:r>
+      <w:r>
+        <w:rPr>
+          <w:rFonts w:ascii="Arial" w:eastAsia="Arial" w:hAnsi="Arial"/>
+          <w:sz w:val="18"/>
+          <w:highlight w:val="lightGray"/>
+        </w:rPr>
+        <w:t xml:space="preserve"> [8/23/2025]</w:t>
       </w:r>
     </w:p>
     <w:p>
@@ -1644,7 +1932,7 @@
           <w:ilvl w:val="0"/>
           <w:numId w:val="8"/>
         </w:numPr>
-        <w:spacing w:before="240"/>
+        <w:spacing w:before="240" w:after="0" w:line="276" w:lineRule="auto"/>
       </w:pPr>
       <w:r>
         <w:rPr>
@@ -1672,6 +1960,7 @@
           <w:ilvl w:val="0"/>
           <w:numId w:val="8"/>
         </w:numPr>
+        <w:spacing w:after="0" w:line="276" w:lineRule="auto"/>
       </w:pPr>
       <w:r>
         <w:rPr>
@@ -1699,6 +1988,7 @@
           <w:ilvl w:val="0"/>
           <w:numId w:val="8"/>
         </w:numPr>
+        <w:spacing w:after="0" w:line="276" w:lineRule="auto"/>
       </w:pPr>
       <w:r>
         <w:rPr>
@@ -1726,7 +2016,7 @@
           <w:ilvl w:val="0"/>
           <w:numId w:val="8"/>
         </w:numPr>
-        <w:spacing w:after="240"/>
+        <w:spacing w:after="240" w:line="276" w:lineRule="auto"/>
       </w:pPr>
       <w:r>
         <w:rPr>
@@ -1750,7 +2040,7 @@
     </w:p>
     <w:p>
       <w:r>
-        <w:pict w14:anchorId="689560D0">
+        <w:pict w14:anchorId="35C44F92">
           <v:rect id="_x0000_i1035" style="width:0;height:1.5pt" o:hralign="center" o:hrstd="t" o:hr="t" fillcolor="#a0a0a0" stroked="f"/>
         </w:pict>
       </w:r>
@@ -1787,51 +2077,77 @@
       </w:pPr>
       <w:r>
         <w:rPr>
-          <w:b/>
-          <w:shd w:val="clear" w:color="auto" w:fill="B7B7B7"/>
-        </w:rPr>
-        <w:t># Source</w:t>
-      </w:r>
-      <w:r>
-        <w:rPr>
-          <w:shd w:val="clear" w:color="auto" w:fill="B7B7B7"/>
-        </w:rPr>
-        <w:t xml:space="preserve">: </w:t>
-      </w:r>
-      <w:r>
-        <w:rPr>
-          <w:b/>
-          <w:shd w:val="clear" w:color="auto" w:fill="B7B7B7"/>
-        </w:rPr>
-        <w:t xml:space="preserve">Chatgpt </w:t>
-      </w:r>
-      <w:r>
-        <w:rPr>
-          <w:b/>
-          <w:sz w:val="14"/>
-          <w:szCs w:val="14"/>
-          <w:shd w:val="clear" w:color="auto" w:fill="B7B7B7"/>
-        </w:rPr>
-        <w:t>(GPT</w:t>
-      </w:r>
-      <w:r>
-        <w:rPr>
-          <w:rFonts w:ascii="Cambria Math" w:hAnsi="Cambria Math" w:cs="Cambria Math"/>
-          <w:b/>
-          <w:sz w:val="14"/>
-          <w:szCs w:val="14"/>
-          <w:shd w:val="clear" w:color="auto" w:fill="B7B7B7"/>
+          <w:rFonts w:ascii="Arial" w:eastAsia="Arial" w:hAnsi="Arial" w:cs="Arial"/>
+          <w:b/>
+          <w:color w:val="000000"/>
+          <w:sz w:val="18"/>
+          <w:highlight w:val="lightGray"/>
+        </w:rPr>
+        <w:t># Source: AI Source: Provided by: [Data Path</w:t>
+      </w:r>
+      <w:r>
+        <w:rPr>
+          <w:rFonts w:ascii="Arial" w:eastAsia="Arial" w:hAnsi="Arial" w:cs="Arial"/>
+          <w:color w:val="000000"/>
+          <w:sz w:val="18"/>
+          <w:highlight w:val="lightGray"/>
+        </w:rPr>
+        <w:t xml:space="preserve">: Persons Table -&gt; ID Column: 1, Name_En Column: Motasem Essam] -&gt; </w:t>
+      </w:r>
+      <w:r>
+        <w:rPr>
+          <w:rFonts w:ascii="Arial" w:eastAsia="Arial" w:hAnsi="Arial" w:cs="Arial"/>
+          <w:b/>
+          <w:color w:val="000000"/>
+          <w:sz w:val="18"/>
+          <w:highlight w:val="lightGray"/>
+        </w:rPr>
+        <w:t>From:</w:t>
+      </w:r>
+      <w:r>
+        <w:rPr>
+          <w:rFonts w:ascii="Arial" w:eastAsia="Arial" w:hAnsi="Arial" w:cs="Arial"/>
+          <w:color w:val="000000"/>
+          <w:sz w:val="18"/>
+          <w:highlight w:val="lightGray"/>
+        </w:rPr>
+        <w:t xml:space="preserve"> [Chatgpt (GPT</w:t>
+      </w:r>
+      <w:r>
+        <w:rPr>
+          <w:rFonts w:ascii="Arial" w:eastAsia="Arial" w:hAnsi="Arial" w:cs="Cambria Math"/>
+          <w:color w:val="000000"/>
+          <w:sz w:val="18"/>
+          <w:highlight w:val="lightGray"/>
         </w:rPr>
         <w:t>‑</w:t>
       </w:r>
       <w:r>
         <w:rPr>
-          <w:b/>
-          <w:sz w:val="14"/>
-          <w:szCs w:val="14"/>
-          <w:shd w:val="clear" w:color="auto" w:fill="B7B7B7"/>
-        </w:rPr>
-        <w:t>5 Mini) at [8/23/2025]</w:t>
+          <w:rFonts w:ascii="Arial" w:eastAsia="Arial" w:hAnsi="Arial" w:cs="Arial"/>
+          <w:color w:val="000000"/>
+          <w:sz w:val="18"/>
+          <w:highlight w:val="lightGray"/>
+        </w:rPr>
+        <w:t xml:space="preserve">5 Mini)] </w:t>
+      </w:r>
+      <w:r>
+        <w:rPr>
+          <w:rFonts w:ascii="Arial" w:eastAsia="Arial" w:hAnsi="Arial" w:cs="Arial"/>
+          <w:b/>
+          <w:color w:val="000000"/>
+          <w:sz w:val="18"/>
+          <w:highlight w:val="lightGray"/>
+        </w:rPr>
+        <w:t>on</w:t>
+      </w:r>
+      <w:r>
+        <w:rPr>
+          <w:rFonts w:ascii="Arial" w:eastAsia="Arial" w:hAnsi="Arial"/>
+          <w:sz w:val="18"/>
+          <w:highlight w:val="lightGray"/>
+        </w:rPr>
+        <w:t xml:space="preserve"> [8/23/2025]</w:t>
       </w:r>
     </w:p>
     <w:p>
@@ -1840,7 +2156,7 @@
           <w:ilvl w:val="0"/>
           <w:numId w:val="13"/>
         </w:numPr>
-        <w:spacing w:before="240"/>
+        <w:spacing w:before="240" w:after="0" w:line="276" w:lineRule="auto"/>
         <w:rPr>
           <w:rFonts w:ascii="Roboto Mono" w:eastAsia="Roboto Mono" w:hAnsi="Roboto Mono" w:cs="Roboto Mono"/>
         </w:rPr>
@@ -1864,6 +2180,7 @@
           <w:ilvl w:val="0"/>
           <w:numId w:val="13"/>
         </w:numPr>
+        <w:spacing w:after="0" w:line="276" w:lineRule="auto"/>
         <w:rPr>
           <w:rFonts w:ascii="Roboto Mono" w:eastAsia="Roboto Mono" w:hAnsi="Roboto Mono" w:cs="Roboto Mono"/>
         </w:rPr>
@@ -1887,7 +2204,7 @@
           <w:ilvl w:val="0"/>
           <w:numId w:val="13"/>
         </w:numPr>
-        <w:spacing w:after="240"/>
+        <w:spacing w:after="240" w:line="276" w:lineRule="auto"/>
         <w:rPr>
           <w:rFonts w:ascii="Roboto Mono" w:eastAsia="Roboto Mono" w:hAnsi="Roboto Mono" w:cs="Roboto Mono"/>
         </w:rPr>
@@ -1907,7 +2224,7 @@
     </w:p>
     <w:p>
       <w:r>
-        <w:pict w14:anchorId="45AFEB19">
+        <w:pict w14:anchorId="472D6915">
           <v:rect id="_x0000_i1036" style="width:0;height:1.5pt" o:hralign="center" o:hrstd="t" o:hr="t" fillcolor="#a0a0a0" stroked="f"/>
         </w:pict>
       </w:r>
@@ -1935,7 +2252,6 @@
           <w:sz w:val="26"/>
           <w:szCs w:val="26"/>
         </w:rPr>
-        <w:lastRenderedPageBreak/>
         <w:t>✅ Impact</w:t>
       </w:r>
     </w:p>
@@ -1945,51 +2261,77 @@
       </w:pPr>
       <w:r>
         <w:rPr>
-          <w:b/>
-          <w:shd w:val="clear" w:color="auto" w:fill="B7B7B7"/>
-        </w:rPr>
-        <w:t># Source</w:t>
-      </w:r>
-      <w:r>
-        <w:rPr>
-          <w:shd w:val="clear" w:color="auto" w:fill="B7B7B7"/>
-        </w:rPr>
-        <w:t xml:space="preserve">: </w:t>
-      </w:r>
-      <w:r>
-        <w:rPr>
-          <w:b/>
-          <w:shd w:val="clear" w:color="auto" w:fill="B7B7B7"/>
-        </w:rPr>
-        <w:t xml:space="preserve">Chatgpt </w:t>
-      </w:r>
-      <w:r>
-        <w:rPr>
-          <w:b/>
-          <w:sz w:val="14"/>
-          <w:szCs w:val="14"/>
-          <w:shd w:val="clear" w:color="auto" w:fill="B7B7B7"/>
-        </w:rPr>
-        <w:t>(GPT</w:t>
-      </w:r>
-      <w:r>
-        <w:rPr>
-          <w:rFonts w:ascii="Cambria Math" w:hAnsi="Cambria Math" w:cs="Cambria Math"/>
-          <w:b/>
-          <w:sz w:val="14"/>
-          <w:szCs w:val="14"/>
-          <w:shd w:val="clear" w:color="auto" w:fill="B7B7B7"/>
+          <w:rFonts w:ascii="Arial" w:eastAsia="Arial" w:hAnsi="Arial" w:cs="Arial"/>
+          <w:b/>
+          <w:color w:val="000000"/>
+          <w:sz w:val="18"/>
+          <w:highlight w:val="lightGray"/>
+        </w:rPr>
+        <w:t># Source: AI Source: Provided by: [Data Path</w:t>
+      </w:r>
+      <w:r>
+        <w:rPr>
+          <w:rFonts w:ascii="Arial" w:eastAsia="Arial" w:hAnsi="Arial" w:cs="Arial"/>
+          <w:color w:val="000000"/>
+          <w:sz w:val="18"/>
+          <w:highlight w:val="lightGray"/>
+        </w:rPr>
+        <w:t xml:space="preserve">: Persons Table -&gt; ID Column: 1, Name_En Column: Motasem Essam] -&gt; </w:t>
+      </w:r>
+      <w:r>
+        <w:rPr>
+          <w:rFonts w:ascii="Arial" w:eastAsia="Arial" w:hAnsi="Arial" w:cs="Arial"/>
+          <w:b/>
+          <w:color w:val="000000"/>
+          <w:sz w:val="18"/>
+          <w:highlight w:val="lightGray"/>
+        </w:rPr>
+        <w:t>From:</w:t>
+      </w:r>
+      <w:r>
+        <w:rPr>
+          <w:rFonts w:ascii="Arial" w:eastAsia="Arial" w:hAnsi="Arial" w:cs="Arial"/>
+          <w:color w:val="000000"/>
+          <w:sz w:val="18"/>
+          <w:highlight w:val="lightGray"/>
+        </w:rPr>
+        <w:t xml:space="preserve"> [Chatgpt (GPT</w:t>
+      </w:r>
+      <w:r>
+        <w:rPr>
+          <w:rFonts w:ascii="Arial" w:eastAsia="Arial" w:hAnsi="Arial" w:cs="Cambria Math"/>
+          <w:color w:val="000000"/>
+          <w:sz w:val="18"/>
+          <w:highlight w:val="lightGray"/>
         </w:rPr>
         <w:t>‑</w:t>
       </w:r>
       <w:r>
         <w:rPr>
-          <w:b/>
-          <w:sz w:val="14"/>
-          <w:szCs w:val="14"/>
-          <w:shd w:val="clear" w:color="auto" w:fill="B7B7B7"/>
-        </w:rPr>
-        <w:t>5 Mini) at [8/23/2025]</w:t>
+          <w:rFonts w:ascii="Arial" w:eastAsia="Arial" w:hAnsi="Arial" w:cs="Arial"/>
+          <w:color w:val="000000"/>
+          <w:sz w:val="18"/>
+          <w:highlight w:val="lightGray"/>
+        </w:rPr>
+        <w:t xml:space="preserve">5 Mini)] </w:t>
+      </w:r>
+      <w:r>
+        <w:rPr>
+          <w:rFonts w:ascii="Arial" w:eastAsia="Arial" w:hAnsi="Arial" w:cs="Arial"/>
+          <w:b/>
+          <w:color w:val="000000"/>
+          <w:sz w:val="18"/>
+          <w:highlight w:val="lightGray"/>
+        </w:rPr>
+        <w:t>on</w:t>
+      </w:r>
+      <w:r>
+        <w:rPr>
+          <w:rFonts w:ascii="Arial" w:eastAsia="Arial" w:hAnsi="Arial"/>
+          <w:sz w:val="18"/>
+          <w:highlight w:val="lightGray"/>
+        </w:rPr>
+        <w:t xml:space="preserve"> [8/23/2025]</w:t>
       </w:r>
     </w:p>
     <w:p>
@@ -1998,7 +2340,7 @@
           <w:ilvl w:val="0"/>
           <w:numId w:val="3"/>
         </w:numPr>
-        <w:spacing w:before="240"/>
+        <w:spacing w:before="240" w:after="0" w:line="276" w:lineRule="auto"/>
         <w:rPr>
           <w:rFonts w:ascii="Roboto Mono" w:eastAsia="Roboto Mono" w:hAnsi="Roboto Mono" w:cs="Roboto Mono"/>
         </w:rPr>
@@ -2022,6 +2364,7 @@
           <w:ilvl w:val="0"/>
           <w:numId w:val="3"/>
         </w:numPr>
+        <w:spacing w:after="0" w:line="276" w:lineRule="auto"/>
       </w:pPr>
       <w:r>
         <w:rPr>
@@ -2055,7 +2398,7 @@
           <w:ilvl w:val="0"/>
           <w:numId w:val="3"/>
         </w:numPr>
-        <w:spacing w:after="240"/>
+        <w:spacing w:after="240" w:line="276" w:lineRule="auto"/>
         <w:rPr>
           <w:rFonts w:ascii="Roboto Mono" w:eastAsia="Roboto Mono" w:hAnsi="Roboto Mono" w:cs="Roboto Mono"/>
         </w:rPr>
@@ -2075,7 +2418,7 @@
     </w:p>
     <w:p>
       <w:r>
-        <w:pict w14:anchorId="08DAE844">
+        <w:pict w14:anchorId="34252AB0">
           <v:rect id="_x0000_i1037" style="width:0;height:1.5pt" o:hralign="center" o:hrstd="t" o:hr="t" fillcolor="#a0a0a0" stroked="f"/>
         </w:pict>
       </w:r>
@@ -2108,51 +2451,77 @@
       </w:pPr>
       <w:r>
         <w:rPr>
-          <w:b/>
-          <w:shd w:val="clear" w:color="auto" w:fill="B7B7B7"/>
-        </w:rPr>
-        <w:t># Source</w:t>
-      </w:r>
-      <w:r>
-        <w:rPr>
-          <w:shd w:val="clear" w:color="auto" w:fill="B7B7B7"/>
-        </w:rPr>
-        <w:t xml:space="preserve">: </w:t>
-      </w:r>
-      <w:r>
-        <w:rPr>
-          <w:b/>
-          <w:shd w:val="clear" w:color="auto" w:fill="B7B7B7"/>
-        </w:rPr>
-        <w:t xml:space="preserve">Chatgpt </w:t>
-      </w:r>
-      <w:r>
-        <w:rPr>
-          <w:b/>
-          <w:sz w:val="14"/>
-          <w:szCs w:val="14"/>
-          <w:shd w:val="clear" w:color="auto" w:fill="B7B7B7"/>
-        </w:rPr>
-        <w:t>(GPT</w:t>
-      </w:r>
-      <w:r>
-        <w:rPr>
-          <w:rFonts w:ascii="Cambria Math" w:hAnsi="Cambria Math" w:cs="Cambria Math"/>
-          <w:b/>
-          <w:sz w:val="14"/>
-          <w:szCs w:val="14"/>
-          <w:shd w:val="clear" w:color="auto" w:fill="B7B7B7"/>
+          <w:rFonts w:ascii="Arial" w:eastAsia="Arial" w:hAnsi="Arial" w:cs="Arial"/>
+          <w:b/>
+          <w:color w:val="000000"/>
+          <w:sz w:val="18"/>
+          <w:highlight w:val="lightGray"/>
+        </w:rPr>
+        <w:t># Source: AI Source: Provided by: [Data Path</w:t>
+      </w:r>
+      <w:r>
+        <w:rPr>
+          <w:rFonts w:ascii="Arial" w:eastAsia="Arial" w:hAnsi="Arial" w:cs="Arial"/>
+          <w:color w:val="000000"/>
+          <w:sz w:val="18"/>
+          <w:highlight w:val="lightGray"/>
+        </w:rPr>
+        <w:t xml:space="preserve">: Persons Table -&gt; ID Column: 1, Name_En Column: Motasem Essam] -&gt; </w:t>
+      </w:r>
+      <w:r>
+        <w:rPr>
+          <w:rFonts w:ascii="Arial" w:eastAsia="Arial" w:hAnsi="Arial" w:cs="Arial"/>
+          <w:b/>
+          <w:color w:val="000000"/>
+          <w:sz w:val="18"/>
+          <w:highlight w:val="lightGray"/>
+        </w:rPr>
+        <w:t>From:</w:t>
+      </w:r>
+      <w:r>
+        <w:rPr>
+          <w:rFonts w:ascii="Arial" w:eastAsia="Arial" w:hAnsi="Arial" w:cs="Arial"/>
+          <w:color w:val="000000"/>
+          <w:sz w:val="18"/>
+          <w:highlight w:val="lightGray"/>
+        </w:rPr>
+        <w:t xml:space="preserve"> [Chatgpt (GPT</w:t>
+      </w:r>
+      <w:r>
+        <w:rPr>
+          <w:rFonts w:ascii="Arial" w:eastAsia="Arial" w:hAnsi="Arial" w:cs="Cambria Math"/>
+          <w:color w:val="000000"/>
+          <w:sz w:val="18"/>
+          <w:highlight w:val="lightGray"/>
         </w:rPr>
         <w:t>‑</w:t>
       </w:r>
       <w:r>
         <w:rPr>
-          <w:b/>
-          <w:sz w:val="14"/>
-          <w:szCs w:val="14"/>
-          <w:shd w:val="clear" w:color="auto" w:fill="B7B7B7"/>
-        </w:rPr>
-        <w:t>5 Mini) at [8/23/2025]</w:t>
+          <w:rFonts w:ascii="Arial" w:eastAsia="Arial" w:hAnsi="Arial" w:cs="Arial"/>
+          <w:color w:val="000000"/>
+          <w:sz w:val="18"/>
+          <w:highlight w:val="lightGray"/>
+        </w:rPr>
+        <w:t xml:space="preserve">5 Mini)] </w:t>
+      </w:r>
+      <w:r>
+        <w:rPr>
+          <w:rFonts w:ascii="Arial" w:eastAsia="Arial" w:hAnsi="Arial" w:cs="Arial"/>
+          <w:b/>
+          <w:color w:val="000000"/>
+          <w:sz w:val="18"/>
+          <w:highlight w:val="lightGray"/>
+        </w:rPr>
+        <w:t>on</w:t>
+      </w:r>
+      <w:r>
+        <w:rPr>
+          <w:rFonts w:ascii="Arial" w:eastAsia="Arial" w:hAnsi="Arial"/>
+          <w:sz w:val="18"/>
+          <w:highlight w:val="lightGray"/>
+        </w:rPr>
+        <w:t xml:space="preserve"> [8/23/2025]</w:t>
       </w:r>
     </w:p>
     <w:p>
@@ -2197,7 +2566,7 @@
     </w:p>
     <w:p>
       <w:r>
-        <w:pict w14:anchorId="510D256F">
+        <w:pict w14:anchorId="10E37689">
           <v:rect id="_x0000_i1038" style="width:0;height:1.5pt" o:hralign="center" o:hrstd="t" o:hr="t" fillcolor="#a0a0a0" stroked="f"/>
         </w:pict>
       </w:r>
@@ -2224,51 +2593,77 @@
       </w:pPr>
       <w:r>
         <w:rPr>
-          <w:b/>
-          <w:shd w:val="clear" w:color="auto" w:fill="B7B7B7"/>
-        </w:rPr>
-        <w:t># Source</w:t>
-      </w:r>
-      <w:r>
-        <w:rPr>
-          <w:shd w:val="clear" w:color="auto" w:fill="B7B7B7"/>
-        </w:rPr>
-        <w:t xml:space="preserve">: </w:t>
-      </w:r>
-      <w:r>
-        <w:rPr>
-          <w:b/>
-          <w:shd w:val="clear" w:color="auto" w:fill="B7B7B7"/>
-        </w:rPr>
-        <w:t xml:space="preserve">Chatgpt </w:t>
-      </w:r>
-      <w:r>
-        <w:rPr>
-          <w:b/>
-          <w:sz w:val="14"/>
-          <w:szCs w:val="14"/>
-          <w:shd w:val="clear" w:color="auto" w:fill="B7B7B7"/>
-        </w:rPr>
-        <w:t>(GPT</w:t>
-      </w:r>
-      <w:r>
-        <w:rPr>
-          <w:rFonts w:ascii="Cambria Math" w:hAnsi="Cambria Math" w:cs="Cambria Math"/>
-          <w:b/>
-          <w:sz w:val="14"/>
-          <w:szCs w:val="14"/>
-          <w:shd w:val="clear" w:color="auto" w:fill="B7B7B7"/>
+          <w:rFonts w:ascii="Arial" w:eastAsia="Arial" w:hAnsi="Arial" w:cs="Arial"/>
+          <w:b/>
+          <w:color w:val="000000"/>
+          <w:sz w:val="18"/>
+          <w:highlight w:val="lightGray"/>
+        </w:rPr>
+        <w:t># Source: AI Source: Provided by: [Data Path</w:t>
+      </w:r>
+      <w:r>
+        <w:rPr>
+          <w:rFonts w:ascii="Arial" w:eastAsia="Arial" w:hAnsi="Arial" w:cs="Arial"/>
+          <w:color w:val="000000"/>
+          <w:sz w:val="18"/>
+          <w:highlight w:val="lightGray"/>
+        </w:rPr>
+        <w:t xml:space="preserve">: Persons Table -&gt; ID Column: 1, Name_En Column: Motasem Essam] -&gt; </w:t>
+      </w:r>
+      <w:r>
+        <w:rPr>
+          <w:rFonts w:ascii="Arial" w:eastAsia="Arial" w:hAnsi="Arial" w:cs="Arial"/>
+          <w:b/>
+          <w:color w:val="000000"/>
+          <w:sz w:val="18"/>
+          <w:highlight w:val="lightGray"/>
+        </w:rPr>
+        <w:t>From:</w:t>
+      </w:r>
+      <w:r>
+        <w:rPr>
+          <w:rFonts w:ascii="Arial" w:eastAsia="Arial" w:hAnsi="Arial" w:cs="Arial"/>
+          <w:color w:val="000000"/>
+          <w:sz w:val="18"/>
+          <w:highlight w:val="lightGray"/>
+        </w:rPr>
+        <w:t xml:space="preserve"> [Chatgpt (GPT</w:t>
+      </w:r>
+      <w:r>
+        <w:rPr>
+          <w:rFonts w:ascii="Arial" w:eastAsia="Arial" w:hAnsi="Arial" w:cs="Cambria Math"/>
+          <w:color w:val="000000"/>
+          <w:sz w:val="18"/>
+          <w:highlight w:val="lightGray"/>
         </w:rPr>
         <w:t>‑</w:t>
       </w:r>
       <w:r>
         <w:rPr>
-          <w:b/>
-          <w:sz w:val="14"/>
-          <w:szCs w:val="14"/>
-          <w:shd w:val="clear" w:color="auto" w:fill="B7B7B7"/>
-        </w:rPr>
-        <w:t>5 Mini) at [8/23/2025]</w:t>
+          <w:rFonts w:ascii="Arial" w:eastAsia="Arial" w:hAnsi="Arial" w:cs="Arial"/>
+          <w:color w:val="000000"/>
+          <w:sz w:val="18"/>
+          <w:highlight w:val="lightGray"/>
+        </w:rPr>
+        <w:t xml:space="preserve">5 Mini)] </w:t>
+      </w:r>
+      <w:r>
+        <w:rPr>
+          <w:rFonts w:ascii="Arial" w:eastAsia="Arial" w:hAnsi="Arial" w:cs="Arial"/>
+          <w:b/>
+          <w:color w:val="000000"/>
+          <w:sz w:val="18"/>
+          <w:highlight w:val="lightGray"/>
+        </w:rPr>
+        <w:t>on</w:t>
+      </w:r>
+      <w:r>
+        <w:rPr>
+          <w:rFonts w:ascii="Arial" w:eastAsia="Arial" w:hAnsi="Arial"/>
+          <w:sz w:val="18"/>
+          <w:highlight w:val="lightGray"/>
+        </w:rPr>
+        <w:t xml:space="preserve"> [8/23/2025]</w:t>
       </w:r>
     </w:p>
     <w:p>
@@ -2277,7 +2672,7 @@
           <w:ilvl w:val="0"/>
           <w:numId w:val="10"/>
         </w:numPr>
-        <w:spacing w:before="240"/>
+        <w:spacing w:before="240" w:after="0" w:line="276" w:lineRule="auto"/>
       </w:pPr>
       <w:r>
         <w:rPr>
@@ -2311,6 +2706,7 @@
           <w:ilvl w:val="0"/>
           <w:numId w:val="10"/>
         </w:numPr>
+        <w:spacing w:after="0" w:line="276" w:lineRule="auto"/>
       </w:pPr>
       <w:r>
         <w:rPr>
@@ -2344,7 +2740,7 @@
           <w:ilvl w:val="0"/>
           <w:numId w:val="10"/>
         </w:numPr>
-        <w:spacing w:after="240"/>
+        <w:spacing w:after="240" w:line="276" w:lineRule="auto"/>
       </w:pPr>
       <w:r>
         <w:rPr>
@@ -2374,7 +2770,7 @@
     </w:p>
     <w:p>
       <w:r>
-        <w:pict w14:anchorId="0061FE07">
+        <w:pict w14:anchorId="01471C06">
           <v:rect id="_x0000_i1039" style="width:0;height:1.5pt" o:hralign="center" o:hrstd="t" o:hr="t" fillcolor="#a0a0a0" stroked="f"/>
         </w:pict>
       </w:r>
@@ -2411,52 +2807,77 @@
       </w:pPr>
       <w:r>
         <w:rPr>
-          <w:b/>
-          <w:shd w:val="clear" w:color="auto" w:fill="B7B7B7"/>
-        </w:rPr>
-        <w:lastRenderedPageBreak/>
-        <w:t># Source</w:t>
-      </w:r>
-      <w:r>
-        <w:rPr>
-          <w:shd w:val="clear" w:color="auto" w:fill="B7B7B7"/>
-        </w:rPr>
-        <w:t xml:space="preserve">: </w:t>
-      </w:r>
-      <w:r>
-        <w:rPr>
-          <w:b/>
-          <w:shd w:val="clear" w:color="auto" w:fill="B7B7B7"/>
-        </w:rPr>
-        <w:t xml:space="preserve">Chatgpt </w:t>
-      </w:r>
-      <w:r>
-        <w:rPr>
-          <w:b/>
-          <w:sz w:val="14"/>
-          <w:szCs w:val="14"/>
-          <w:shd w:val="clear" w:color="auto" w:fill="B7B7B7"/>
-        </w:rPr>
-        <w:t>(GPT</w:t>
-      </w:r>
-      <w:r>
-        <w:rPr>
-          <w:rFonts w:ascii="Cambria Math" w:hAnsi="Cambria Math" w:cs="Cambria Math"/>
-          <w:b/>
-          <w:sz w:val="14"/>
-          <w:szCs w:val="14"/>
-          <w:shd w:val="clear" w:color="auto" w:fill="B7B7B7"/>
+          <w:rFonts w:ascii="Arial" w:eastAsia="Arial" w:hAnsi="Arial" w:cs="Arial"/>
+          <w:b/>
+          <w:color w:val="000000"/>
+          <w:sz w:val="18"/>
+          <w:highlight w:val="lightGray"/>
+        </w:rPr>
+        <w:t># Source: AI Source: Provided by: [Data Path</w:t>
+      </w:r>
+      <w:r>
+        <w:rPr>
+          <w:rFonts w:ascii="Arial" w:eastAsia="Arial" w:hAnsi="Arial" w:cs="Arial"/>
+          <w:color w:val="000000"/>
+          <w:sz w:val="18"/>
+          <w:highlight w:val="lightGray"/>
+        </w:rPr>
+        <w:t xml:space="preserve">: Persons Table -&gt; ID Column: 1, Name_En Column: Motasem Essam] -&gt; </w:t>
+      </w:r>
+      <w:r>
+        <w:rPr>
+          <w:rFonts w:ascii="Arial" w:eastAsia="Arial" w:hAnsi="Arial" w:cs="Arial"/>
+          <w:b/>
+          <w:color w:val="000000"/>
+          <w:sz w:val="18"/>
+          <w:highlight w:val="lightGray"/>
+        </w:rPr>
+        <w:t>From:</w:t>
+      </w:r>
+      <w:r>
+        <w:rPr>
+          <w:rFonts w:ascii="Arial" w:eastAsia="Arial" w:hAnsi="Arial" w:cs="Arial"/>
+          <w:color w:val="000000"/>
+          <w:sz w:val="18"/>
+          <w:highlight w:val="lightGray"/>
+        </w:rPr>
+        <w:t xml:space="preserve"> [Chatgpt (GPT</w:t>
+      </w:r>
+      <w:r>
+        <w:rPr>
+          <w:rFonts w:ascii="Arial" w:eastAsia="Arial" w:hAnsi="Arial" w:cs="Cambria Math"/>
+          <w:color w:val="000000"/>
+          <w:sz w:val="18"/>
+          <w:highlight w:val="lightGray"/>
         </w:rPr>
         <w:t>‑</w:t>
       </w:r>
       <w:r>
         <w:rPr>
-          <w:b/>
-          <w:sz w:val="14"/>
-          <w:szCs w:val="14"/>
-          <w:shd w:val="clear" w:color="auto" w:fill="B7B7B7"/>
-        </w:rPr>
-        <w:t>5 Mini) at [8/23/2025]</w:t>
+          <w:rFonts w:ascii="Arial" w:eastAsia="Arial" w:hAnsi="Arial" w:cs="Arial"/>
+          <w:color w:val="000000"/>
+          <w:sz w:val="18"/>
+          <w:highlight w:val="lightGray"/>
+        </w:rPr>
+        <w:t xml:space="preserve">5 Mini)] </w:t>
+      </w:r>
+      <w:r>
+        <w:rPr>
+          <w:rFonts w:ascii="Arial" w:eastAsia="Arial" w:hAnsi="Arial" w:cs="Arial"/>
+          <w:b/>
+          <w:color w:val="000000"/>
+          <w:sz w:val="18"/>
+          <w:highlight w:val="lightGray"/>
+        </w:rPr>
+        <w:t>on</w:t>
+      </w:r>
+      <w:r>
+        <w:rPr>
+          <w:rFonts w:ascii="Arial" w:eastAsia="Arial" w:hAnsi="Arial"/>
+          <w:sz w:val="18"/>
+          <w:highlight w:val="lightGray"/>
+        </w:rPr>
+        <w:t xml:space="preserve"> [8/23/2025]</w:t>
       </w:r>
     </w:p>
     <w:p>
@@ -2465,7 +2886,7 @@
           <w:ilvl w:val="0"/>
           <w:numId w:val="6"/>
         </w:numPr>
-        <w:spacing w:before="240"/>
+        <w:spacing w:before="240" w:after="0" w:line="276" w:lineRule="auto"/>
       </w:pPr>
       <w:r>
         <w:rPr>
@@ -2493,6 +2914,7 @@
           <w:ilvl w:val="0"/>
           <w:numId w:val="6"/>
         </w:numPr>
+        <w:spacing w:after="0" w:line="276" w:lineRule="auto"/>
       </w:pPr>
       <w:r>
         <w:rPr>
@@ -2520,6 +2942,7 @@
           <w:ilvl w:val="0"/>
           <w:numId w:val="6"/>
         </w:numPr>
+        <w:spacing w:after="0" w:line="276" w:lineRule="auto"/>
       </w:pPr>
       <w:r>
         <w:rPr>
@@ -2547,7 +2970,7 @@
           <w:ilvl w:val="0"/>
           <w:numId w:val="6"/>
         </w:numPr>
-        <w:spacing w:after="240"/>
+        <w:spacing w:after="240" w:line="276" w:lineRule="auto"/>
       </w:pPr>
       <w:r>
         <w:rPr>
@@ -2571,7 +2994,7 @@
     </w:p>
     <w:p>
       <w:r>
-        <w:pict w14:anchorId="4A5AF8D5">
+        <w:pict w14:anchorId="200AB2C7">
           <v:rect id="_x0000_i1040" style="width:0;height:1.5pt" o:hralign="center" o:hrstd="t" o:hr="t" fillcolor="#a0a0a0" stroked="f"/>
         </w:pict>
       </w:r>
@@ -2608,51 +3031,77 @@
       </w:pPr>
       <w:r>
         <w:rPr>
-          <w:b/>
-          <w:shd w:val="clear" w:color="auto" w:fill="B7B7B7"/>
-        </w:rPr>
-        <w:t># Source</w:t>
-      </w:r>
-      <w:r>
-        <w:rPr>
-          <w:shd w:val="clear" w:color="auto" w:fill="B7B7B7"/>
-        </w:rPr>
-        <w:t xml:space="preserve">: </w:t>
-      </w:r>
-      <w:r>
-        <w:rPr>
-          <w:b/>
-          <w:shd w:val="clear" w:color="auto" w:fill="B7B7B7"/>
-        </w:rPr>
-        <w:t xml:space="preserve">Chatgpt </w:t>
-      </w:r>
-      <w:r>
-        <w:rPr>
-          <w:b/>
-          <w:sz w:val="14"/>
-          <w:szCs w:val="14"/>
-          <w:shd w:val="clear" w:color="auto" w:fill="B7B7B7"/>
-        </w:rPr>
-        <w:t>(GPT</w:t>
-      </w:r>
-      <w:r>
-        <w:rPr>
-          <w:rFonts w:ascii="Cambria Math" w:hAnsi="Cambria Math" w:cs="Cambria Math"/>
-          <w:b/>
-          <w:sz w:val="14"/>
-          <w:szCs w:val="14"/>
-          <w:shd w:val="clear" w:color="auto" w:fill="B7B7B7"/>
+          <w:rFonts w:ascii="Arial" w:eastAsia="Arial" w:hAnsi="Arial" w:cs="Arial"/>
+          <w:b/>
+          <w:color w:val="000000"/>
+          <w:sz w:val="18"/>
+          <w:highlight w:val="lightGray"/>
+        </w:rPr>
+        <w:t># Source: AI Source: Provided by: [Data Path</w:t>
+      </w:r>
+      <w:r>
+        <w:rPr>
+          <w:rFonts w:ascii="Arial" w:eastAsia="Arial" w:hAnsi="Arial" w:cs="Arial"/>
+          <w:color w:val="000000"/>
+          <w:sz w:val="18"/>
+          <w:highlight w:val="lightGray"/>
+        </w:rPr>
+        <w:t xml:space="preserve">: Persons Table -&gt; ID Column: 1, Name_En Column: Motasem Essam] -&gt; </w:t>
+      </w:r>
+      <w:r>
+        <w:rPr>
+          <w:rFonts w:ascii="Arial" w:eastAsia="Arial" w:hAnsi="Arial" w:cs="Arial"/>
+          <w:b/>
+          <w:color w:val="000000"/>
+          <w:sz w:val="18"/>
+          <w:highlight w:val="lightGray"/>
+        </w:rPr>
+        <w:t>From:</w:t>
+      </w:r>
+      <w:r>
+        <w:rPr>
+          <w:rFonts w:ascii="Arial" w:eastAsia="Arial" w:hAnsi="Arial" w:cs="Arial"/>
+          <w:color w:val="000000"/>
+          <w:sz w:val="18"/>
+          <w:highlight w:val="lightGray"/>
+        </w:rPr>
+        <w:t xml:space="preserve"> [Chatgpt (GPT</w:t>
+      </w:r>
+      <w:r>
+        <w:rPr>
+          <w:rFonts w:ascii="Arial" w:eastAsia="Arial" w:hAnsi="Arial" w:cs="Cambria Math"/>
+          <w:color w:val="000000"/>
+          <w:sz w:val="18"/>
+          <w:highlight w:val="lightGray"/>
         </w:rPr>
         <w:t>‑</w:t>
       </w:r>
       <w:r>
         <w:rPr>
-          <w:b/>
-          <w:sz w:val="14"/>
-          <w:szCs w:val="14"/>
-          <w:shd w:val="clear" w:color="auto" w:fill="B7B7B7"/>
-        </w:rPr>
-        <w:t>5 Mini) at [8/23/2025]</w:t>
+          <w:rFonts w:ascii="Arial" w:eastAsia="Arial" w:hAnsi="Arial" w:cs="Arial"/>
+          <w:color w:val="000000"/>
+          <w:sz w:val="18"/>
+          <w:highlight w:val="lightGray"/>
+        </w:rPr>
+        <w:t xml:space="preserve">5 Mini)] </w:t>
+      </w:r>
+      <w:r>
+        <w:rPr>
+          <w:rFonts w:ascii="Arial" w:eastAsia="Arial" w:hAnsi="Arial" w:cs="Arial"/>
+          <w:b/>
+          <w:color w:val="000000"/>
+          <w:sz w:val="18"/>
+          <w:highlight w:val="lightGray"/>
+        </w:rPr>
+        <w:t>on</w:t>
+      </w:r>
+      <w:r>
+        <w:rPr>
+          <w:rFonts w:ascii="Arial" w:eastAsia="Arial" w:hAnsi="Arial"/>
+          <w:sz w:val="18"/>
+          <w:highlight w:val="lightGray"/>
+        </w:rPr>
+        <w:t xml:space="preserve"> [8/23/2025]</w:t>
       </w:r>
     </w:p>
     <w:p>
@@ -2661,7 +3110,7 @@
           <w:ilvl w:val="0"/>
           <w:numId w:val="11"/>
         </w:numPr>
-        <w:spacing w:before="240"/>
+        <w:spacing w:before="240" w:after="0" w:line="276" w:lineRule="auto"/>
         <w:rPr>
           <w:rFonts w:ascii="Roboto Mono" w:eastAsia="Roboto Mono" w:hAnsi="Roboto Mono" w:cs="Roboto Mono"/>
         </w:rPr>
@@ -2685,6 +3134,7 @@
           <w:ilvl w:val="0"/>
           <w:numId w:val="11"/>
         </w:numPr>
+        <w:spacing w:after="0" w:line="276" w:lineRule="auto"/>
         <w:rPr>
           <w:rFonts w:ascii="Roboto Mono" w:eastAsia="Roboto Mono" w:hAnsi="Roboto Mono" w:cs="Roboto Mono"/>
         </w:rPr>
@@ -2708,7 +3158,7 @@
           <w:ilvl w:val="0"/>
           <w:numId w:val="11"/>
         </w:numPr>
-        <w:spacing w:after="240"/>
+        <w:spacing w:after="240" w:line="276" w:lineRule="auto"/>
         <w:rPr>
           <w:rFonts w:ascii="Roboto Mono" w:eastAsia="Roboto Mono" w:hAnsi="Roboto Mono" w:cs="Roboto Mono"/>
         </w:rPr>
@@ -2728,7 +3178,7 @@
     </w:p>
     <w:p>
       <w:r>
-        <w:pict w14:anchorId="1F08D641">
+        <w:pict w14:anchorId="5579304B">
           <v:rect id="_x0000_i1041" style="width:0;height:1.5pt" o:hralign="center" o:hrstd="t" o:hr="t" fillcolor="#a0a0a0" stroked="f"/>
         </w:pict>
       </w:r>
@@ -2765,51 +3215,77 @@
       </w:pPr>
       <w:r>
         <w:rPr>
-          <w:b/>
-          <w:shd w:val="clear" w:color="auto" w:fill="B7B7B7"/>
-        </w:rPr>
-        <w:t># Source</w:t>
-      </w:r>
-      <w:r>
-        <w:rPr>
-          <w:shd w:val="clear" w:color="auto" w:fill="B7B7B7"/>
-        </w:rPr>
-        <w:t xml:space="preserve">: </w:t>
-      </w:r>
-      <w:r>
-        <w:rPr>
-          <w:b/>
-          <w:shd w:val="clear" w:color="auto" w:fill="B7B7B7"/>
-        </w:rPr>
-        <w:t xml:space="preserve">Chatgpt </w:t>
-      </w:r>
-      <w:r>
-        <w:rPr>
-          <w:b/>
-          <w:sz w:val="14"/>
-          <w:szCs w:val="14"/>
-          <w:shd w:val="clear" w:color="auto" w:fill="B7B7B7"/>
-        </w:rPr>
-        <w:t>(GPT</w:t>
-      </w:r>
-      <w:r>
-        <w:rPr>
-          <w:rFonts w:ascii="Cambria Math" w:hAnsi="Cambria Math" w:cs="Cambria Math"/>
-          <w:b/>
-          <w:sz w:val="14"/>
-          <w:szCs w:val="14"/>
-          <w:shd w:val="clear" w:color="auto" w:fill="B7B7B7"/>
+          <w:rFonts w:ascii="Arial" w:eastAsia="Arial" w:hAnsi="Arial" w:cs="Arial"/>
+          <w:b/>
+          <w:color w:val="000000"/>
+          <w:sz w:val="18"/>
+          <w:highlight w:val="lightGray"/>
+        </w:rPr>
+        <w:t># Source: AI Source: Provided by: [Data Path</w:t>
+      </w:r>
+      <w:r>
+        <w:rPr>
+          <w:rFonts w:ascii="Arial" w:eastAsia="Arial" w:hAnsi="Arial" w:cs="Arial"/>
+          <w:color w:val="000000"/>
+          <w:sz w:val="18"/>
+          <w:highlight w:val="lightGray"/>
+        </w:rPr>
+        <w:t xml:space="preserve">: Persons Table -&gt; ID Column: 1, Name_En Column: Motasem Essam] -&gt; </w:t>
+      </w:r>
+      <w:r>
+        <w:rPr>
+          <w:rFonts w:ascii="Arial" w:eastAsia="Arial" w:hAnsi="Arial" w:cs="Arial"/>
+          <w:b/>
+          <w:color w:val="000000"/>
+          <w:sz w:val="18"/>
+          <w:highlight w:val="lightGray"/>
+        </w:rPr>
+        <w:t>From:</w:t>
+      </w:r>
+      <w:r>
+        <w:rPr>
+          <w:rFonts w:ascii="Arial" w:eastAsia="Arial" w:hAnsi="Arial" w:cs="Arial"/>
+          <w:color w:val="000000"/>
+          <w:sz w:val="18"/>
+          <w:highlight w:val="lightGray"/>
+        </w:rPr>
+        <w:t xml:space="preserve"> [Chatgpt (GPT</w:t>
+      </w:r>
+      <w:r>
+        <w:rPr>
+          <w:rFonts w:ascii="Arial" w:eastAsia="Arial" w:hAnsi="Arial" w:cs="Cambria Math"/>
+          <w:color w:val="000000"/>
+          <w:sz w:val="18"/>
+          <w:highlight w:val="lightGray"/>
         </w:rPr>
         <w:t>‑</w:t>
       </w:r>
       <w:r>
         <w:rPr>
-          <w:b/>
-          <w:sz w:val="14"/>
-          <w:szCs w:val="14"/>
-          <w:shd w:val="clear" w:color="auto" w:fill="B7B7B7"/>
-        </w:rPr>
-        <w:t>5 Mini) at [8/23/2025]</w:t>
+          <w:rFonts w:ascii="Arial" w:eastAsia="Arial" w:hAnsi="Arial" w:cs="Arial"/>
+          <w:color w:val="000000"/>
+          <w:sz w:val="18"/>
+          <w:highlight w:val="lightGray"/>
+        </w:rPr>
+        <w:t xml:space="preserve">5 Mini)] </w:t>
+      </w:r>
+      <w:r>
+        <w:rPr>
+          <w:rFonts w:ascii="Arial" w:eastAsia="Arial" w:hAnsi="Arial" w:cs="Arial"/>
+          <w:b/>
+          <w:color w:val="000000"/>
+          <w:sz w:val="18"/>
+          <w:highlight w:val="lightGray"/>
+        </w:rPr>
+        <w:t>on</w:t>
+      </w:r>
+      <w:r>
+        <w:rPr>
+          <w:rFonts w:ascii="Arial" w:eastAsia="Arial" w:hAnsi="Arial"/>
+          <w:sz w:val="18"/>
+          <w:highlight w:val="lightGray"/>
+        </w:rPr>
+        <w:t xml:space="preserve"> [8/23/2025]</w:t>
       </w:r>
     </w:p>
     <w:p>
@@ -2818,7 +3294,7 @@
           <w:ilvl w:val="0"/>
           <w:numId w:val="1"/>
         </w:numPr>
-        <w:spacing w:before="240"/>
+        <w:spacing w:before="240" w:after="0" w:line="276" w:lineRule="auto"/>
       </w:pPr>
       <w:r>
         <w:rPr>
@@ -2852,7 +3328,7 @@
           <w:ilvl w:val="0"/>
           <w:numId w:val="1"/>
         </w:numPr>
-        <w:spacing w:after="240"/>
+        <w:spacing w:after="240" w:line="276" w:lineRule="auto"/>
       </w:pPr>
       <w:r>
         <w:rPr>
@@ -2882,7 +3358,7 @@
     </w:p>
     <w:p>
       <w:r>
-        <w:pict w14:anchorId="3110396E">
+        <w:pict w14:anchorId="253E94D6">
           <v:rect id="_x0000_i1042" style="width:0;height:1.5pt" o:hralign="center" o:hrstd="t" o:hr="t" fillcolor="#a0a0a0" stroked="f"/>
         </w:pict>
       </w:r>
@@ -2904,51 +3380,77 @@
       </w:pPr>
       <w:r>
         <w:rPr>
-          <w:b/>
-          <w:shd w:val="clear" w:color="auto" w:fill="B7B7B7"/>
-        </w:rPr>
-        <w:t># Source</w:t>
-      </w:r>
-      <w:r>
-        <w:rPr>
-          <w:shd w:val="clear" w:color="auto" w:fill="B7B7B7"/>
-        </w:rPr>
-        <w:t xml:space="preserve">: </w:t>
-      </w:r>
-      <w:r>
-        <w:rPr>
-          <w:b/>
-          <w:shd w:val="clear" w:color="auto" w:fill="B7B7B7"/>
-        </w:rPr>
-        <w:t xml:space="preserve">Chatgpt </w:t>
-      </w:r>
-      <w:r>
-        <w:rPr>
-          <w:b/>
-          <w:sz w:val="14"/>
-          <w:szCs w:val="14"/>
-          <w:shd w:val="clear" w:color="auto" w:fill="B7B7B7"/>
-        </w:rPr>
-        <w:t>(GPT</w:t>
-      </w:r>
-      <w:r>
-        <w:rPr>
-          <w:rFonts w:ascii="Cambria Math" w:hAnsi="Cambria Math" w:cs="Cambria Math"/>
-          <w:b/>
-          <w:sz w:val="14"/>
-          <w:szCs w:val="14"/>
-          <w:shd w:val="clear" w:color="auto" w:fill="B7B7B7"/>
+          <w:rFonts w:ascii="Arial" w:eastAsia="Arial" w:hAnsi="Arial" w:cs="Arial"/>
+          <w:b/>
+          <w:color w:val="000000"/>
+          <w:sz w:val="18"/>
+          <w:highlight w:val="lightGray"/>
+        </w:rPr>
+        <w:t># Source: AI Source: Provided by: [Data Path</w:t>
+      </w:r>
+      <w:r>
+        <w:rPr>
+          <w:rFonts w:ascii="Arial" w:eastAsia="Arial" w:hAnsi="Arial" w:cs="Arial"/>
+          <w:color w:val="000000"/>
+          <w:sz w:val="18"/>
+          <w:highlight w:val="lightGray"/>
+        </w:rPr>
+        <w:t xml:space="preserve">: Persons Table -&gt; ID Column: 1, Name_En Column: Motasem Essam] -&gt; </w:t>
+      </w:r>
+      <w:r>
+        <w:rPr>
+          <w:rFonts w:ascii="Arial" w:eastAsia="Arial" w:hAnsi="Arial" w:cs="Arial"/>
+          <w:b/>
+          <w:color w:val="000000"/>
+          <w:sz w:val="18"/>
+          <w:highlight w:val="lightGray"/>
+        </w:rPr>
+        <w:t>From:</w:t>
+      </w:r>
+      <w:r>
+        <w:rPr>
+          <w:rFonts w:ascii="Arial" w:eastAsia="Arial" w:hAnsi="Arial" w:cs="Arial"/>
+          <w:color w:val="000000"/>
+          <w:sz w:val="18"/>
+          <w:highlight w:val="lightGray"/>
+        </w:rPr>
+        <w:t xml:space="preserve"> [Chatgpt (GPT</w:t>
+      </w:r>
+      <w:r>
+        <w:rPr>
+          <w:rFonts w:ascii="Arial" w:eastAsia="Arial" w:hAnsi="Arial" w:cs="Cambria Math"/>
+          <w:color w:val="000000"/>
+          <w:sz w:val="18"/>
+          <w:highlight w:val="lightGray"/>
         </w:rPr>
         <w:t>‑</w:t>
       </w:r>
       <w:r>
         <w:rPr>
-          <w:b/>
-          <w:sz w:val="14"/>
-          <w:szCs w:val="14"/>
-          <w:shd w:val="clear" w:color="auto" w:fill="B7B7B7"/>
-        </w:rPr>
-        <w:t>5 Mini) at [8/23/2025]</w:t>
+          <w:rFonts w:ascii="Arial" w:eastAsia="Arial" w:hAnsi="Arial" w:cs="Arial"/>
+          <w:color w:val="000000"/>
+          <w:sz w:val="18"/>
+          <w:highlight w:val="lightGray"/>
+        </w:rPr>
+        <w:t xml:space="preserve">5 Mini)] </w:t>
+      </w:r>
+      <w:r>
+        <w:rPr>
+          <w:rFonts w:ascii="Arial" w:eastAsia="Arial" w:hAnsi="Arial" w:cs="Arial"/>
+          <w:b/>
+          <w:color w:val="000000"/>
+          <w:sz w:val="18"/>
+          <w:highlight w:val="lightGray"/>
+        </w:rPr>
+        <w:t>on</w:t>
+      </w:r>
+      <w:r>
+        <w:rPr>
+          <w:rFonts w:ascii="Arial" w:eastAsia="Arial" w:hAnsi="Arial"/>
+          <w:sz w:val="18"/>
+          <w:highlight w:val="lightGray"/>
+        </w:rPr>
+        <w:t xml:space="preserve"> [8/23/2025]</w:t>
       </w:r>
     </w:p>
     <w:p>
@@ -2957,7 +3459,7 @@
           <w:noProof/>
         </w:rPr>
         <w:drawing>
-          <wp:inline distT="114300" distB="114300" distL="114300" distR="114300" wp14:anchorId="4CA4512D" wp14:editId="56CAF8F9">
+          <wp:inline distT="114300" distB="114300" distL="114300" distR="114300" wp14:anchorId="189C553B" wp14:editId="407E7FD7">
             <wp:extent cx="5943600" cy="2108200"/>
             <wp:effectExtent l="0" t="0" r="0" b="0"/>
             <wp:docPr id="1" name="image1.png"/>
@@ -3557,21 +4059,15 @@
     </w:tbl>
     <w:p/>
     <w:p/>
+    <w:p/>
     <w:sectPr>
-      <w:footerReference w:type="default" r:id="rId6"/>
       <w:pgSz w:w="12240" w:h="15840"/>
       <w:pgMar w:top="1440" w:right="1440" w:bottom="1440" w:left="1440" w:header="720" w:footer="720" w:gutter="0"/>
-      <w:pgNumType w:start="1"/>
       <w:cols w:space="720"/>
+      <w:docGrid w:linePitch="360"/>
     </w:sectPr>
   </w:body>
 </w:document>
-</file>
-
-<file path=word/footer1.xml><?xml version="1.0" encoding="utf-8"?>
-<w:ftr xmlns:wpc="http://schemas.microsoft.com/office/word/2010/wordprocessingCanvas" xmlns:cx="http://schemas.microsoft.com/office/drawing/2014/chartex" xmlns:cx1="http://schemas.microsoft.com/office/drawing/2015/9/8/chartex" xmlns:cx2="http://schemas.microsoft.com/office/drawing/2015/10/21/chartex" xmlns:cx3="http://schemas.microsoft.com/office/drawing/2016/5/9/chartex" xmlns:cx4="http://schemas.microsoft.com/office/drawing/2016/5/10/chartex" xmlns:cx5="http://schemas.microsoft.com/office/drawing/2016/5/11/chartex" xmlns:cx6="http://schemas.microsoft.com/office/drawing/2016/5/12/chartex" xmlns:cx7="http://schemas.microsoft.com/office/drawing/2016/5/13/chartex" xmlns:cx8="http://schemas.microsoft.com/office/drawing/2016/5/14/chartex" xmlns:mc="http://schemas.openxmlformats.org/markup-compatibility/2006" xmlns:aink="http://schemas.microsoft.com/office/drawing/2016/ink" xmlns:am3d="http://schemas.microsoft.com/office/drawing/2017/model3d" xmlns:o="urn:schemas-microsoft-com:office:office" xmlns:oel="http://schemas.microsoft.com/office/2019/extlst" xmlns:r="http://schemas.openxmlformats.org/officeDocument/2006/relationships" xmlns:m="http://schemas.openxmlformats.org/officeDocument/2006/math" xmlns:v="urn:schemas-microsoft-com:vml" xmlns:wp14="http://schemas.microsoft.com/office/word/2010/wordprocessingDrawing" xmlns:wp="http://schemas.openxmlformats.org/drawingml/2006/wordprocessingDrawing" xmlns:w10="urn:schemas-microsoft-com:office:word" xmlns:w="http://schemas.openxmlformats.org/wordprocessingml/2006/main" xmlns:w14="http://schemas.microsoft.com/office/word/2010/wordml" xmlns:w15="http://schemas.microsoft.com/office/word/2012/wordml" xmlns:w16cex="http://schemas.microsoft.com/office/word/2018/wordml/cex" xmlns:w16cid="http://schemas.microsoft.com/office/word/2016/wordml/cid" xmlns:w16="http://schemas.microsoft.com/office/word/2018/wordml" xmlns:w16du="http://schemas.microsoft.com/office/word/2023/wordml/word16du" xmlns:w16sdtdh="http://schemas.microsoft.com/office/word/2020/wordml/sdtdatahash" xmlns:w16sdtfl="http://schemas.microsoft.com/office/word/2024/wordml/sdtformatlock" xmlns:w16se="http://schemas.microsoft.com/office/word/2015/wordml/symex" xmlns:wpg="http://schemas.microsoft.com/office/word/2010/wordprocessingGroup" xmlns:wpi="http://schemas.microsoft.com/office/word/2010/wordprocessingInk" xmlns:wne="http://schemas.microsoft.com/office/word/2006/wordml" xmlns:wps="http://schemas.microsoft.com/office/word/2010/wordprocessingShape" mc:Ignorable="w14 w15 w16se w16cid w16 w16cex w16sdtdh w16sdtfl w16du wp14">
-  <w:p/>
-</w:ftr>
 </file>
 
 <file path=word/numbering.xml><?xml version="1.0" encoding="utf-8"?>
@@ -5603,18 +6099,6 @@
   <w:style w:type="paragraph" w:default="1" w:styleId="Normal">
     <w:name w:val="Normal"/>
     <w:qFormat/>
-    <w:rsid w:val="00B20111"/>
-    <w:pPr>
-      <w:spacing w:after="0" w:line="276" w:lineRule="auto"/>
-    </w:pPr>
-    <w:rPr>
-      <w:rFonts w:ascii="Arial" w:eastAsia="Arial" w:hAnsi="Arial" w:cs="Arial"/>
-      <w:kern w:val="0"/>
-      <w:sz w:val="22"/>
-      <w:szCs w:val="22"/>
-      <w:lang w:val="en"/>
-      <w14:ligatures w14:val="none"/>
-    </w:rPr>
   </w:style>
   <w:style w:type="paragraph" w:styleId="Heading1">
     <w:name w:val="heading 1"/>
@@ -5623,7 +6107,7 @@
     <w:link w:val="Heading1Char"/>
     <w:uiPriority w:val="9"/>
     <w:qFormat/>
-    <w:rsid w:val="00D962A5"/>
+    <w:rsid w:val="00FE7E92"/>
     <w:pPr>
       <w:keepNext/>
       <w:keepLines/>
@@ -5645,7 +6129,7 @@
     <w:uiPriority w:val="9"/>
     <w:unhideWhenUsed/>
     <w:qFormat/>
-    <w:rsid w:val="00D962A5"/>
+    <w:rsid w:val="00FE7E92"/>
     <w:pPr>
       <w:keepNext/>
       <w:keepLines/>
@@ -5667,7 +6151,7 @@
     <w:uiPriority w:val="9"/>
     <w:unhideWhenUsed/>
     <w:qFormat/>
-    <w:rsid w:val="00D962A5"/>
+    <w:rsid w:val="00FE7E92"/>
     <w:pPr>
       <w:keepNext/>
       <w:keepLines/>
@@ -5690,7 +6174,7 @@
     <w:semiHidden/>
     <w:unhideWhenUsed/>
     <w:qFormat/>
-    <w:rsid w:val="00D962A5"/>
+    <w:rsid w:val="00FE7E92"/>
     <w:pPr>
       <w:keepNext/>
       <w:keepLines/>
@@ -5713,7 +6197,7 @@
     <w:semiHidden/>
     <w:unhideWhenUsed/>
     <w:qFormat/>
-    <w:rsid w:val="00D962A5"/>
+    <w:rsid w:val="00FE7E92"/>
     <w:pPr>
       <w:keepNext/>
       <w:keepLines/>
@@ -5734,11 +6218,11 @@
     <w:semiHidden/>
     <w:unhideWhenUsed/>
     <w:qFormat/>
-    <w:rsid w:val="00D962A5"/>
+    <w:rsid w:val="00FE7E92"/>
     <w:pPr>
       <w:keepNext/>
       <w:keepLines/>
-      <w:spacing w:before="40"/>
+      <w:spacing w:before="40" w:after="0"/>
       <w:outlineLvl w:val="5"/>
     </w:pPr>
     <w:rPr>
@@ -5757,11 +6241,11 @@
     <w:semiHidden/>
     <w:unhideWhenUsed/>
     <w:qFormat/>
-    <w:rsid w:val="00D962A5"/>
+    <w:rsid w:val="00FE7E92"/>
     <w:pPr>
       <w:keepNext/>
       <w:keepLines/>
-      <w:spacing w:before="40"/>
+      <w:spacing w:before="40" w:after="0"/>
       <w:outlineLvl w:val="6"/>
     </w:pPr>
     <w:rPr>
@@ -5778,10 +6262,11 @@
     <w:semiHidden/>
     <w:unhideWhenUsed/>
     <w:qFormat/>
-    <w:rsid w:val="00D962A5"/>
+    <w:rsid w:val="00FE7E92"/>
     <w:pPr>
       <w:keepNext/>
       <w:keepLines/>
+      <w:spacing w:after="0"/>
       <w:outlineLvl w:val="7"/>
     </w:pPr>
     <w:rPr>
@@ -5800,10 +6285,11 @@
     <w:semiHidden/>
     <w:unhideWhenUsed/>
     <w:qFormat/>
-    <w:rsid w:val="00D962A5"/>
+    <w:rsid w:val="00FE7E92"/>
     <w:pPr>
       <w:keepNext/>
       <w:keepLines/>
+      <w:spacing w:after="0"/>
       <w:outlineLvl w:val="8"/>
     </w:pPr>
     <w:rPr>
@@ -5843,7 +6329,7 @@
     <w:basedOn w:val="DefaultParagraphFont"/>
     <w:link w:val="Heading1"/>
     <w:uiPriority w:val="9"/>
-    <w:rsid w:val="00D962A5"/>
+    <w:rsid w:val="00FE7E92"/>
     <w:rPr>
       <w:rFonts w:asciiTheme="majorHAnsi" w:eastAsiaTheme="majorEastAsia" w:hAnsiTheme="majorHAnsi" w:cstheme="majorBidi"/>
       <w:color w:val="2F5496" w:themeColor="accent1" w:themeShade="BF"/>
@@ -5856,7 +6342,7 @@
     <w:basedOn w:val="DefaultParagraphFont"/>
     <w:link w:val="Heading2"/>
     <w:uiPriority w:val="9"/>
-    <w:rsid w:val="00D962A5"/>
+    <w:rsid w:val="00FE7E92"/>
     <w:rPr>
       <w:rFonts w:asciiTheme="majorHAnsi" w:eastAsiaTheme="majorEastAsia" w:hAnsiTheme="majorHAnsi" w:cstheme="majorBidi"/>
       <w:color w:val="2F5496" w:themeColor="accent1" w:themeShade="BF"/>
@@ -5869,7 +6355,7 @@
     <w:basedOn w:val="DefaultParagraphFont"/>
     <w:link w:val="Heading3"/>
     <w:uiPriority w:val="9"/>
-    <w:rsid w:val="00D962A5"/>
+    <w:rsid w:val="00FE7E92"/>
     <w:rPr>
       <w:rFonts w:eastAsiaTheme="majorEastAsia" w:cstheme="majorBidi"/>
       <w:color w:val="2F5496" w:themeColor="accent1" w:themeShade="BF"/>
@@ -5883,7 +6369,7 @@
     <w:link w:val="Heading4"/>
     <w:uiPriority w:val="9"/>
     <w:semiHidden/>
-    <w:rsid w:val="00D962A5"/>
+    <w:rsid w:val="00FE7E92"/>
     <w:rPr>
       <w:rFonts w:eastAsiaTheme="majorEastAsia" w:cstheme="majorBidi"/>
       <w:i/>
@@ -5897,7 +6383,7 @@
     <w:link w:val="Heading5"/>
     <w:uiPriority w:val="9"/>
     <w:semiHidden/>
-    <w:rsid w:val="00D962A5"/>
+    <w:rsid w:val="00FE7E92"/>
     <w:rPr>
       <w:rFonts w:eastAsiaTheme="majorEastAsia" w:cstheme="majorBidi"/>
       <w:color w:val="2F5496" w:themeColor="accent1" w:themeShade="BF"/>
@@ -5909,7 +6395,7 @@
     <w:link w:val="Heading6"/>
     <w:uiPriority w:val="9"/>
     <w:semiHidden/>
-    <w:rsid w:val="00D962A5"/>
+    <w:rsid w:val="00FE7E92"/>
     <w:rPr>
       <w:rFonts w:eastAsiaTheme="majorEastAsia" w:cstheme="majorBidi"/>
       <w:i/>
@@ -5923,7 +6409,7 @@
     <w:link w:val="Heading7"/>
     <w:uiPriority w:val="9"/>
     <w:semiHidden/>
-    <w:rsid w:val="00D962A5"/>
+    <w:rsid w:val="00FE7E92"/>
     <w:rPr>
       <w:rFonts w:eastAsiaTheme="majorEastAsia" w:cstheme="majorBidi"/>
       <w:color w:val="595959" w:themeColor="text1" w:themeTint="A6"/>
@@ -5935,7 +6421,7 @@
     <w:link w:val="Heading8"/>
     <w:uiPriority w:val="9"/>
     <w:semiHidden/>
-    <w:rsid w:val="00D962A5"/>
+    <w:rsid w:val="00FE7E92"/>
     <w:rPr>
       <w:rFonts w:eastAsiaTheme="majorEastAsia" w:cstheme="majorBidi"/>
       <w:i/>
@@ -5949,7 +6435,7 @@
     <w:link w:val="Heading9"/>
     <w:uiPriority w:val="9"/>
     <w:semiHidden/>
-    <w:rsid w:val="00D962A5"/>
+    <w:rsid w:val="00FE7E92"/>
     <w:rPr>
       <w:rFonts w:eastAsiaTheme="majorEastAsia" w:cstheme="majorBidi"/>
       <w:color w:val="272727" w:themeColor="text1" w:themeTint="D8"/>
@@ -5962,7 +6448,7 @@
     <w:link w:val="TitleChar"/>
     <w:uiPriority w:val="10"/>
     <w:qFormat/>
-    <w:rsid w:val="00D962A5"/>
+    <w:rsid w:val="00FE7E92"/>
     <w:pPr>
       <w:spacing w:after="80" w:line="240" w:lineRule="auto"/>
       <w:contextualSpacing/>
@@ -5980,7 +6466,7 @@
     <w:basedOn w:val="DefaultParagraphFont"/>
     <w:link w:val="Title"/>
     <w:uiPriority w:val="10"/>
-    <w:rsid w:val="00D962A5"/>
+    <w:rsid w:val="00FE7E92"/>
     <w:rPr>
       <w:rFonts w:asciiTheme="majorHAnsi" w:eastAsiaTheme="majorEastAsia" w:hAnsiTheme="majorHAnsi" w:cstheme="majorBidi"/>
       <w:spacing w:val="-10"/>
@@ -5996,7 +6482,7 @@
     <w:link w:val="SubtitleChar"/>
     <w:uiPriority w:val="11"/>
     <w:qFormat/>
-    <w:rsid w:val="00D962A5"/>
+    <w:rsid w:val="00FE7E92"/>
     <w:pPr>
       <w:numPr>
         <w:ilvl w:val="1"/>
@@ -6015,7 +6501,7 @@
     <w:basedOn w:val="DefaultParagraphFont"/>
     <w:link w:val="Subtitle"/>
     <w:uiPriority w:val="11"/>
-    <w:rsid w:val="00D962A5"/>
+    <w:rsid w:val="00FE7E92"/>
     <w:rPr>
       <w:rFonts w:eastAsiaTheme="majorEastAsia" w:cstheme="majorBidi"/>
       <w:color w:val="595959" w:themeColor="text1" w:themeTint="A6"/>
@@ -6031,7 +6517,7 @@
     <w:link w:val="QuoteChar"/>
     <w:uiPriority w:val="29"/>
     <w:qFormat/>
-    <w:rsid w:val="00D962A5"/>
+    <w:rsid w:val="00FE7E92"/>
     <w:pPr>
       <w:spacing w:before="160"/>
       <w:jc w:val="center"/>
@@ -6047,7 +6533,7 @@
     <w:basedOn w:val="DefaultParagraphFont"/>
     <w:link w:val="Quote"/>
     <w:uiPriority w:val="29"/>
-    <w:rsid w:val="00D962A5"/>
+    <w:rsid w:val="00FE7E92"/>
     <w:rPr>
       <w:i/>
       <w:iCs/>
@@ -6059,7 +6545,7 @@
     <w:basedOn w:val="Normal"/>
     <w:uiPriority w:val="34"/>
     <w:qFormat/>
-    <w:rsid w:val="00D962A5"/>
+    <w:rsid w:val="00FE7E92"/>
     <w:pPr>
       <w:ind w:left="720"/>
       <w:contextualSpacing/>
@@ -6070,7 +6556,7 @@
     <w:basedOn w:val="DefaultParagraphFont"/>
     <w:uiPriority w:val="21"/>
     <w:qFormat/>
-    <w:rsid w:val="00D962A5"/>
+    <w:rsid w:val="00FE7E92"/>
     <w:rPr>
       <w:i/>
       <w:iCs/>
@@ -6084,7 +6570,7 @@
     <w:link w:val="IntenseQuoteChar"/>
     <w:uiPriority w:val="30"/>
     <w:qFormat/>
-    <w:rsid w:val="00D962A5"/>
+    <w:rsid w:val="00FE7E92"/>
     <w:pPr>
       <w:pBdr>
         <w:top w:val="single" w:sz="4" w:space="10" w:color="2F5496" w:themeColor="accent1" w:themeShade="BF"/>
@@ -6105,7 +6591,7 @@
     <w:basedOn w:val="DefaultParagraphFont"/>
     <w:link w:val="IntenseQuote"/>
     <w:uiPriority w:val="30"/>
-    <w:rsid w:val="00D962A5"/>
+    <w:rsid w:val="00FE7E92"/>
     <w:rPr>
       <w:i/>
       <w:iCs/>
@@ -6117,7 +6603,7 @@
     <w:basedOn w:val="DefaultParagraphFont"/>
     <w:uiPriority w:val="32"/>
     <w:qFormat/>
-    <w:rsid w:val="00D962A5"/>
+    <w:rsid w:val="00FE7E92"/>
     <w:rPr>
       <w:b/>
       <w:bCs/>
